--- a/40_AWS/05_改修資料/KSM_AWS_MOD_002_改修指示書_CWLogs保持期間設定_ja_vi.docx
+++ b/40_AWS/05_改修資料/KSM_AWS_MOD_002_改修指示書_CWLogs保持期間設定_ja_vi.docx
@@ -80,7 +80,7 @@
           <w:sz w:val="24"/>
           <w:szCs w:val="24"/>
         </w:rPr>
-        <w:t xml:space="preserve">■ ① 文書情報</w:t>
+        <w:t xml:space="preserve">■ 文書情報</w:t>
       </w:r>
       <w:r>
         <w:br/>
@@ -1385,7 +1385,7 @@
           <w:sz w:val="24"/>
           <w:szCs w:val="24"/>
         </w:rPr>
-        <w:t xml:space="preserve">■ ② 改修概要</w:t>
+        <w:t xml:space="preserve">■ 改修概要</w:t>
       </w:r>
       <w:r>
         <w:br/>
@@ -1658,7 +1658,7 @@
           <w:sz w:val="24"/>
           <w:szCs w:val="24"/>
         </w:rPr>
-        <w:t xml:space="preserve">■ ③ 対象ファイル</w:t>
+        <w:t xml:space="preserve">■ 改修内容</w:t>
       </w:r>
       <w:r>
         <w:br/>
@@ -1672,7 +1672,7 @@
           <w:sz w:val="17"/>
           <w:szCs w:val="17"/>
         </w:rPr>
-        <w:t xml:space="preserve">　File Đối Tượng</w:t>
+        <w:t xml:space="preserve">　Nội Dung Sửa Đổi</w:t>
       </w:r>
     </w:p>
     <w:p>
@@ -1688,35 +1688,427 @@
           <w:sz w:val="20"/>
           <w:szCs w:val="20"/>
         </w:rPr>
-        <w:t xml:space="preserve">■ 対象環境</w:t>
-      </w:r>
-    </w:p>
-    <w:p>
-      <w:pPr>
-        <w:spacing w:before="100" w:after="100"/>
-      </w:pPr>
-      <w:r>
-        <w:rPr>
-          <w:rFonts w:ascii="BIZ UDPGothic" w:cs="BIZ UDPGothic" w:eastAsia="BIZ UDPGothic" w:hAnsi="BIZ UDPGothic"/>
-          <w:color w:val="404040"/>
-          <w:sz w:val="18"/>
-          <w:szCs w:val="18"/>
-        </w:rPr>
-        <w:t xml:space="preserve">PRD（AWSアカウント: 332802448674 / ap-northeast-1）　\*PRD (Tài khoản</w:t>
-      </w:r>
-    </w:p>
-    <w:p>
-      <w:pPr>
-        <w:spacing w:before="100" w:after="100"/>
-      </w:pPr>
-      <w:r>
-        <w:rPr>
-          <w:rFonts w:ascii="BIZ UDPGothic" w:cs="BIZ UDPGothic" w:eastAsia="BIZ UDPGothic" w:hAnsi="BIZ UDPGothic"/>
-          <w:color w:val="404040"/>
-          <w:sz w:val="18"/>
-          <w:szCs w:val="18"/>
-        </w:rPr>
-        <w:t xml:space="preserve">AWS: 332802448674 / ap-northeast-1)\*</w:t>
+        <w:t xml:space="preserve">■ 変更内容・効果・注意事項</w:t>
+      </w:r>
+    </w:p>
+    <w:p>
+      <w:pPr>
+        <w:spacing w:before="100" w:after="100"/>
+      </w:pPr>
+      <w:r>
+        <w:rPr>
+          <w:rFonts w:ascii="BIZ UDPGothic" w:cs="BIZ UDPGothic" w:eastAsia="BIZ UDPGothic" w:hAnsi="BIZ UDPGothic"/>
+          <w:color w:val="404040"/>
+          <w:sz w:val="18"/>
+          <w:szCs w:val="18"/>
+        </w:rPr>
+        <w:t xml:space="preserve">Lưu*</w:t>
+      </w:r>
+    </w:p>
+    <w:p>
+      <w:pPr>
+        <w:spacing w:before="100" w:after="100"/>
+      </w:pPr>
+      <w:r>
+        <w:rPr>
+          <w:rFonts w:ascii="BIZ UDPGothic" w:cs="BIZ UDPGothic" w:eastAsia="BIZ UDPGothic" w:hAnsi="BIZ UDPGothic"/>
+          <w:color w:val="404040"/>
+          <w:sz w:val="18"/>
+          <w:szCs w:val="18"/>
+        </w:rPr>
+        <w:t xml:space="preserve">変更内容 thay đổi               CloudWatch</w:t>
+      </w:r>
+    </w:p>
+    <w:p>
+      <w:pPr>
+        <w:spacing w:before="100" w:after="100"/>
+      </w:pPr>
+      <w:r>
+        <w:rPr>
+          <w:rFonts w:ascii="BIZ UDPGothic" w:cs="BIZ UDPGothic" w:eastAsia="BIZ UDPGothic" w:hAnsi="BIZ UDPGothic"/>
+          <w:color w:val="404040"/>
+          <w:sz w:val="18"/>
+          <w:szCs w:val="18"/>
+        </w:rPr>
+        <w:t xml:space="preserve">Logsのロググループに保持期間を設定する（現在: 無期限）</w:t>
+      </w:r>
+    </w:p>
+    <w:p>
+      <w:pPr>
+        <w:spacing w:before="100" w:after="100"/>
+      </w:pPr>
+      <w:r>
+        <w:rPr>
+          <w:rFonts w:ascii="BIZ UDPGothic" w:cs="BIZ UDPGothic" w:eastAsia="BIZ UDPGothic" w:hAnsi="BIZ UDPGothic"/>
+          <w:color w:val="404040"/>
+          <w:sz w:val="18"/>
+          <w:szCs w:val="18"/>
+        </w:rPr>
+        <w:t xml:space="preserve">Cài đặt thời gian lưu trữ cho các Log Group của</w:t>
+      </w:r>
+    </w:p>
+    <w:p>
+      <w:pPr>
+        <w:spacing w:before="100" w:after="100"/>
+      </w:pPr>
+      <w:r>
+        <w:rPr>
+          <w:rFonts w:ascii="BIZ UDPGothic" w:cs="BIZ UDPGothic" w:eastAsia="BIZ UDPGothic" w:hAnsi="BIZ UDPGothic"/>
+          <w:color w:val="404040"/>
+          <w:sz w:val="18"/>
+          <w:szCs w:val="18"/>
+        </w:rPr>
+        <w:t xml:space="preserve">CloudWatch Logs (hiện tại: vô hạn)</w:t>
+      </w:r>
+    </w:p>
+    <w:p>
+      <w:pPr>
+        <w:spacing w:before="100" w:after="100"/>
+      </w:pPr>
+      <w:r>
+        <w:rPr>
+          <w:rFonts w:ascii="BIZ UDPGothic" w:cs="BIZ UDPGothic" w:eastAsia="BIZ UDPGothic" w:hAnsi="BIZ UDPGothic"/>
+          <w:color w:val="404040"/>
+          <w:sz w:val="18"/>
+          <w:szCs w:val="18"/>
+        </w:rPr>
+        <w:t xml:space="preserve">対象                                PRD: 33 Log Group / STG: 36 Log Group</w:t>
+      </w:r>
+    </w:p>
+    <w:p>
+      <w:pPr>
+        <w:spacing w:before="100" w:after="100"/>
+      </w:pPr>
+      <w:r>
+        <w:rPr>
+          <w:rFonts w:ascii="BIZ UDPGothic" w:cs="BIZ UDPGothic" w:eastAsia="BIZ UDPGothic" w:hAnsi="BIZ UDPGothic"/>
+          <w:color w:val="404040"/>
+          <w:sz w:val="18"/>
+          <w:szCs w:val="18"/>
+        </w:rPr>
+        <w:t xml:space="preserve">設定値 đặt\*                        一律90日（ECS containerinsightsのみ30日） Thống nhất 90</w:t>
+      </w:r>
+    </w:p>
+    <w:p>
+      <w:pPr>
+        <w:spacing w:before="100" w:after="100"/>
+      </w:pPr>
+      <w:r>
+        <w:rPr>
+          <w:rFonts w:ascii="BIZ UDPGothic" w:cs="BIZ UDPGothic" w:eastAsia="BIZ UDPGothic" w:hAnsi="BIZ UDPGothic"/>
+          <w:color w:val="404040"/>
+          <w:sz w:val="18"/>
+          <w:szCs w:val="18"/>
+        </w:rPr>
+        <w:t xml:space="preserve">ngày (chỉ ECS containerinsights là 30 ngày)</w:t>
+      </w:r>
+    </w:p>
+    <w:p>
+      <w:pPr>
+        <w:spacing w:before="100" w:after="100"/>
+      </w:pPr>
+      <w:r>
+        <w:rPr>
+          <w:rFonts w:ascii="BIZ UDPGothic" w:cs="BIZ UDPGothic" w:eastAsia="BIZ UDPGothic" w:hAnsi="BIZ UDPGothic"/>
+          <w:color w:val="404040"/>
+          <w:sz w:val="18"/>
+          <w:szCs w:val="18"/>
+        </w:rPr>
+        <w:t xml:space="preserve">効果                                コスト削減（無期限蓄積によるストレージコスト抑制） Giảm</w:t>
+      </w:r>
+    </w:p>
+    <w:p>
+      <w:pPr>
+        <w:spacing w:before="100" w:after="100"/>
+      </w:pPr>
+      <w:r>
+        <w:rPr>
+          <w:rFonts w:ascii="BIZ UDPGothic" w:cs="BIZ UDPGothic" w:eastAsia="BIZ UDPGothic" w:hAnsi="BIZ UDPGothic"/>
+          <w:color w:val="404040"/>
+          <w:sz w:val="18"/>
+          <w:szCs w:val="18"/>
+        </w:rPr>
+        <w:t xml:space="preserve">chi phí (tiết kiệm chi phí lưu trữ do tích lũy vô hạn)</w:t>
+      </w:r>
+    </w:p>
+    <w:p>
+      <w:pPr>
+        <w:spacing w:before="100" w:after="100"/>
+      </w:pPr>
+      <w:r>
+        <w:rPr>
+          <w:rFonts w:ascii="BIZ UDPGothic" w:cs="BIZ UDPGothic" w:eastAsia="BIZ UDPGothic" w:hAnsi="BIZ UDPGothic"/>
+          <w:color w:val="404040"/>
+          <w:sz w:val="18"/>
+          <w:szCs w:val="18"/>
+        </w:rPr>
+        <w:t xml:space="preserve">ダウンタイム                        なし（ロググループのメタデータ変更のみ） Không có (chỉ</w:t>
+      </w:r>
+    </w:p>
+    <w:p>
+      <w:pPr>
+        <w:spacing w:before="100" w:after="100"/>
+      </w:pPr>
+      <w:r>
+        <w:rPr>
+          <w:rFonts w:ascii="BIZ UDPGothic" w:cs="BIZ UDPGothic" w:eastAsia="BIZ UDPGothic" w:hAnsi="BIZ UDPGothic"/>
+          <w:color w:val="404040"/>
+          <w:sz w:val="18"/>
+          <w:szCs w:val="18"/>
+        </w:rPr>
+        <w:t xml:space="preserve">thay đổi metadata của Log Group)</w:t>
+      </w:r>
+    </w:p>
+    <w:p>
+      <w:pPr>
+        <w:spacing w:before="100" w:after="100"/>
+      </w:pPr>
+      <w:r>
+        <w:rPr>
+          <w:rFonts w:ascii="BIZ UDPGothic" w:cs="BIZ UDPGothic" w:eastAsia="BIZ UDPGothic" w:hAnsi="BIZ UDPGothic"/>
+          <w:color w:val="404040"/>
+          <w:sz w:val="18"/>
+          <w:szCs w:val="18"/>
+        </w:rPr>
+        <w:t xml:space="preserve">注意事項                            設定</w:t>
+      </w:r>
+    </w:p>
+    <w:p>
+      <w:pPr>
+        <w:spacing w:before="100" w:after="100"/>
+      </w:pPr>
+      <w:r>
+        <w:rPr>
+          <w:rFonts w:ascii="BIZ UDPGothic" w:cs="BIZ UDPGothic" w:eastAsia="BIZ UDPGothic" w:hAnsi="BIZ UDPGothic"/>
+          <w:color w:val="404040"/>
+          <w:sz w:val="18"/>
+          <w:szCs w:val="18"/>
+        </w:rPr>
+        <w:t xml:space="preserve">後90日（または30日）より古いログは順次自動削除される Sau</w:t>
+      </w:r>
+    </w:p>
+    <w:p>
+      <w:pPr>
+        <w:spacing w:before="100" w:after="100"/>
+      </w:pPr>
+      <w:r>
+        <w:rPr>
+          <w:rFonts w:ascii="BIZ UDPGothic" w:cs="BIZ UDPGothic" w:eastAsia="BIZ UDPGothic" w:hAnsi="BIZ UDPGothic"/>
+          <w:color w:val="404040"/>
+          <w:sz w:val="18"/>
+          <w:szCs w:val="18"/>
+        </w:rPr>
+        <w:t xml:space="preserve">khi cài đặt, log cũ hơn 90 ngày (hoặc 30 ngày) sẽ tự</w:t>
+      </w:r>
+    </w:p>
+    <w:p>
+      <w:pPr>
+        <w:spacing w:before="100" w:after="100"/>
+      </w:pPr>
+      <w:r>
+        <w:rPr>
+          <w:rFonts w:ascii="BIZ UDPGothic" w:cs="BIZ UDPGothic" w:eastAsia="BIZ UDPGothic" w:hAnsi="BIZ UDPGothic"/>
+          <w:color w:val="404040"/>
+          <w:sz w:val="18"/>
+          <w:szCs w:val="18"/>
+        </w:rPr>
+        <w:t xml:space="preserve">động bị xóa dần</w:t>
+      </w:r>
+    </w:p>
+    <w:p>
+      <w:pPr>
+        <w:spacing w:before="100" w:after="100"/>
+      </w:pPr>
+      <w:r>
+        <w:rPr>
+          <w:rFonts w:ascii="BIZ UDPGothic" w:cs="BIZ UDPGothic" w:eastAsia="BIZ UDPGothic" w:hAnsi="BIZ UDPGothic"/>
+          <w:color w:val="404040"/>
+          <w:sz w:val="18"/>
+          <w:szCs w:val="18"/>
+        </w:rPr>
+        <w:t xml:space="preserve">N o . N o .</w:t>
+      </w:r>
+    </w:p>
+    <w:p>
+      <w:pPr>
+        <w:spacing w:before="100" w:after="100"/>
+      </w:pPr>
+      <w:r>
+        <w:rPr>
+          <w:rFonts w:ascii="BIZ UDPGothic" w:cs="BIZ UDPGothic" w:eastAsia="BIZ UDPGothic" w:hAnsi="BIZ UDPGothic"/>
+          <w:color w:val="404040"/>
+          <w:sz w:val="18"/>
+          <w:szCs w:val="18"/>
+        </w:rPr>
+        <w:t xml:space="preserve">1                                   CloudWatch Logsの保持期間を一律90日</w:t>
+      </w:r>
+    </w:p>
+    <w:p>
+      <w:pPr>
+        <w:spacing w:before="100" w:after="100"/>
+      </w:pPr>
+      <w:r>
+        <w:rPr>
+          <w:rFonts w:ascii="BIZ UDPGothic" w:cs="BIZ UDPGothic" w:eastAsia="BIZ UDPGothic" w:hAnsi="BIZ UDPGothic"/>
+          <w:color w:val="404040"/>
+          <w:sz w:val="18"/>
+          <w:szCs w:val="18"/>
+        </w:rPr>
+        <w:t xml:space="preserve">（containerinsightsのみ30日）に設定することを了解した Đã</w:t>
+      </w:r>
+    </w:p>
+    <w:p>
+      <w:pPr>
+        <w:spacing w:before="100" w:after="100"/>
+      </w:pPr>
+      <w:r>
+        <w:rPr>
+          <w:rFonts w:ascii="BIZ UDPGothic" w:cs="BIZ UDPGothic" w:eastAsia="BIZ UDPGothic" w:hAnsi="BIZ UDPGothic"/>
+          <w:color w:val="404040"/>
+          <w:sz w:val="18"/>
+          <w:szCs w:val="18"/>
+        </w:rPr>
+        <w:t xml:space="preserve">đồng ý cài đặt thời gian lưu trữ CloudWatch Logs thống</w:t>
+      </w:r>
+    </w:p>
+    <w:p>
+      <w:pPr>
+        <w:spacing w:before="100" w:after="100"/>
+      </w:pPr>
+      <w:r>
+        <w:rPr>
+          <w:rFonts w:ascii="BIZ UDPGothic" w:cs="BIZ UDPGothic" w:eastAsia="BIZ UDPGothic" w:hAnsi="BIZ UDPGothic"/>
+          <w:color w:val="404040"/>
+          <w:sz w:val="18"/>
+          <w:szCs w:val="18"/>
+        </w:rPr>
+        <w:t xml:space="preserve">nhất 90 ngày (containerinsights là 30 ngày)</w:t>
+      </w:r>
+    </w:p>
+    <w:p>
+      <w:pPr>
+        <w:spacing w:before="100" w:after="100"/>
+      </w:pPr>
+      <w:r>
+        <w:rPr>
+          <w:rFonts w:ascii="BIZ UDPGothic" w:cs="BIZ UDPGothic" w:eastAsia="BIZ UDPGothic" w:hAnsi="BIZ UDPGothic"/>
+          <w:color w:val="404040"/>
+          <w:sz w:val="18"/>
+          <w:szCs w:val="18"/>
+        </w:rPr>
+        <w:t xml:space="preserve">2                                   設定</w:t>
+      </w:r>
+    </w:p>
+    <w:p>
+      <w:pPr>
+        <w:spacing w:before="100" w:after="100"/>
+      </w:pPr>
+      <w:r>
+        <w:rPr>
+          <w:rFonts w:ascii="BIZ UDPGothic" w:cs="BIZ UDPGothic" w:eastAsia="BIZ UDPGothic" w:hAnsi="BIZ UDPGothic"/>
+          <w:color w:val="404040"/>
+          <w:sz w:val="18"/>
+          <w:szCs w:val="18"/>
+        </w:rPr>
+        <w:t xml:space="preserve">後、保持期間超過分のログが自動削除されることを了解した</w:t>
+      </w:r>
+    </w:p>
+    <w:p>
+      <w:pPr>
+        <w:spacing w:before="100" w:after="100"/>
+      </w:pPr>
+      <w:r>
+        <w:rPr>
+          <w:rFonts w:ascii="BIZ UDPGothic" w:cs="BIZ UDPGothic" w:eastAsia="BIZ UDPGothic" w:hAnsi="BIZ UDPGothic"/>
+          <w:color w:val="404040"/>
+          <w:sz w:val="18"/>
+          <w:szCs w:val="18"/>
+        </w:rPr>
+        <w:t xml:space="preserve">Đã đồng ý rằng log vượt quá thời hạn lưu trữ sẽ tự động</w:t>
+      </w:r>
+    </w:p>
+    <w:p>
+      <w:pPr>
+        <w:spacing w:before="100" w:after="100"/>
+      </w:pPr>
+      <w:r>
+        <w:rPr>
+          <w:rFonts w:ascii="BIZ UDPGothic" w:cs="BIZ UDPGothic" w:eastAsia="BIZ UDPGothic" w:hAnsi="BIZ UDPGothic"/>
+          <w:color w:val="404040"/>
+          <w:sz w:val="18"/>
+          <w:szCs w:val="18"/>
+        </w:rPr>
+        <w:t xml:space="preserve">bị xóa sau khi cài đặt</w:t>
+      </w:r>
+    </w:p>
+    <w:p>
+      <w:pPr>
+        <w:spacing w:before="100" w:after="100"/>
+      </w:pPr>
+      <w:r>
+        <w:rPr>
+          <w:rFonts w:ascii="BIZ UDPGothic" w:cs="BIZ UDPGothic" w:eastAsia="BIZ UDPGothic" w:hAnsi="BIZ UDPGothic"/>
+          <w:color w:val="404040"/>
+          <w:sz w:val="18"/>
+          <w:szCs w:val="18"/>
+        </w:rPr>
+        <w:t xml:space="preserve">3                                   本改修の実施を承認する Phê duyệt việc thực hiện sửa đổi</w:t>
+      </w:r>
+    </w:p>
+    <w:p>
+      <w:pPr>
+        <w:spacing w:before="100" w:after="100"/>
+      </w:pPr>
+      <w:r>
+        <w:rPr>
+          <w:rFonts w:ascii="BIZ UDPGothic" w:cs="BIZ UDPGothic" w:eastAsia="BIZ UDPGothic" w:hAnsi="BIZ UDPGothic"/>
+          <w:color w:val="404040"/>
+          <w:sz w:val="18"/>
+          <w:szCs w:val="18"/>
+        </w:rPr>
+        <w:t xml:space="preserve">này</w:t>
+      </w:r>
+    </w:p>
+    <w:p>
+      <w:pPr>
+        <w:spacing w:before="100" w:after="100"/>
+      </w:pPr>
+      <w:r>
+        <w:rPr>
+          <w:rFonts w:ascii="BIZ UDPGothic" w:cs="BIZ UDPGothic" w:eastAsia="BIZ UDPGothic" w:hAnsi="BIZ UDPGothic"/>
+          <w:color w:val="404040"/>
+          <w:sz w:val="18"/>
+          <w:szCs w:val="18"/>
+        </w:rPr>
+        <w:t xml:space="preserve">※ 確認結果欄に記入・署名のうえ、LUVINA 担当者（Thanh</w:t>
+      </w:r>
+    </w:p>
+    <w:p>
+      <w:pPr>
+        <w:spacing w:before="100" w:after="100"/>
+      </w:pPr>
+      <w:r>
+        <w:rPr>
+          <w:rFonts w:ascii="BIZ UDPGothic" w:cs="BIZ UDPGothic" w:eastAsia="BIZ UDPGothic" w:hAnsi="BIZ UDPGothic"/>
+          <w:color w:val="404040"/>
+          <w:sz w:val="18"/>
+          <w:szCs w:val="18"/>
+        </w:rPr>
+        <w:t xml:space="preserve">Nguyên）へご返送ください。　\*※ Vui lòng điền vào cột kết quả xác nhận,</w:t>
+      </w:r>
+    </w:p>
+    <w:p>
+      <w:pPr>
+        <w:spacing w:before="100" w:after="100"/>
+      </w:pPr>
+      <w:r>
+        <w:rPr>
+          <w:rFonts w:ascii="BIZ UDPGothic" w:cs="BIZ UDPGothic" w:eastAsia="BIZ UDPGothic" w:hAnsi="BIZ UDPGothic"/>
+          <w:color w:val="404040"/>
+          <w:sz w:val="18"/>
+          <w:szCs w:val="18"/>
+        </w:rPr>
+        <w:t xml:space="preserve">ký tên và gửi lại cho phụ trách LUVINA (Thanh Nguyên).\*</w:t>
       </w:r>
     </w:p>
     <w:p>
@@ -1732,68 +2124,63 @@
           <w:sz w:val="20"/>
           <w:szCs w:val="20"/>
         </w:rPr>
-        <w:t xml:space="preserve">■ 対象環境</w:t>
-      </w:r>
-    </w:p>
-    <w:p>
-      <w:pPr>
-        <w:spacing w:before="100" w:after="100"/>
-      </w:pPr>
-      <w:r>
-        <w:rPr>
-          <w:rFonts w:ascii="BIZ UDPGothic" w:cs="BIZ UDPGothic" w:eastAsia="BIZ UDPGothic" w:hAnsi="BIZ UDPGothic"/>
-          <w:color w:val="404040"/>
-          <w:sz w:val="18"/>
-          <w:szCs w:val="18"/>
-        </w:rPr>
-        <w:t xml:space="preserve">STG（AWSアカウント: 750735758916 / ap-northeast-1）　\*STG (Tài khoản</w:t>
-      </w:r>
-    </w:p>
-    <w:p>
-      <w:pPr>
-        <w:spacing w:before="100" w:after="100"/>
-      </w:pPr>
-      <w:r>
-        <w:rPr>
-          <w:rFonts w:ascii="BIZ UDPGothic" w:cs="BIZ UDPGothic" w:eastAsia="BIZ UDPGothic" w:hAnsi="BIZ UDPGothic"/>
-          <w:color w:val="404040"/>
-          <w:sz w:val="18"/>
-          <w:szCs w:val="18"/>
-        </w:rPr>
-        <w:t xml:space="preserve">AWS: 750735758916 / ap-northeast-1)\*</w:t>
-      </w:r>
-    </w:p>
-    <w:p>
-      <w:pPr>
-        <w:pBdr>
-          <w:left w:val="thick" w:color="C8102E" w:sz="20" w:space="6"/>
-        </w:pBdr>
-        <w:spacing w:before="280" w:after="100"/>
-      </w:pPr>
-      <w:r>
-        <w:rPr>
-          <w:rFonts w:ascii="BIZ UDPGothic" w:cs="BIZ UDPGothic" w:eastAsia="BIZ UDPGothic" w:hAnsi="BIZ UDPGothic"/>
-          <w:b/>
-          <w:bCs/>
-          <w:color w:val="C8102E"/>
-          <w:sz w:val="24"/>
-          <w:szCs w:val="24"/>
-        </w:rPr>
-        <w:t xml:space="preserve">■ ④ 改修内容</w:t>
-      </w:r>
-      <w:r>
-        <w:br/>
-      </w:r>
-      <w:r>
-        <w:rPr>
-          <w:rFonts w:ascii="BIZ UDPGothic" w:cs="BIZ UDPGothic" w:eastAsia="BIZ UDPGothic" w:hAnsi="BIZ UDPGothic"/>
-          <w:i/>
-          <w:iCs/>
-          <w:color w:val="AA3344"/>
-          <w:sz w:val="17"/>
-          <w:szCs w:val="17"/>
-        </w:rPr>
-        <w:t xml:space="preserve">　Nội Dung Sửa Đổi</w:t>
+        <w:t xml:space="preserve">■ No.1 PRD CloudWatch Logs 保持期間設定</w:t>
+      </w:r>
+    </w:p>
+    <w:p>
+      <w:pPr>
+        <w:spacing w:before="100" w:after="100"/>
+      </w:pPr>
+      <w:r>
+        <w:rPr>
+          <w:rFonts w:ascii="BIZ UDPGothic" w:cs="BIZ UDPGothic" w:eastAsia="BIZ UDPGothic" w:hAnsi="BIZ UDPGothic"/>
+          <w:color w:val="404040"/>
+          <w:sz w:val="18"/>
+          <w:szCs w:val="18"/>
+        </w:rPr>
+        <w:t xml:space="preserve">trữ</w:t>
+      </w:r>
+    </w:p>
+    <w:p>
+      <w:pPr>
+        <w:spacing w:before="100" w:after="100"/>
+      </w:pPr>
+      <w:r>
+        <w:rPr>
+          <w:rFonts w:ascii="BIZ UDPGothic" w:cs="BIZ UDPGothic" w:eastAsia="BIZ UDPGothic" w:hAnsi="BIZ UDPGothic"/>
+          <w:color w:val="404040"/>
+          <w:sz w:val="18"/>
+          <w:szCs w:val="18"/>
+        </w:rPr>
+        <w:t xml:space="preserve">*　No.1 PRD CloudWatch Logs 保持期間設定\*\* \*Cài đặt thời gian lưu</w:t>
+      </w:r>
+    </w:p>
+    <w:p>
+      <w:pPr>
+        <w:spacing w:before="100" w:after="100"/>
+      </w:pPr>
+      <w:r>
+        <w:rPr>
+          <w:rFonts w:ascii="BIZ UDPGothic" w:cs="BIZ UDPGothic" w:eastAsia="BIZ UDPGothic" w:hAnsi="BIZ UDPGothic"/>
+          <w:color w:val="404040"/>
+          <w:sz w:val="18"/>
+          <w:szCs w:val="18"/>
+        </w:rPr>
+        <w:t xml:space="preserve">trữ*</w:t>
+      </w:r>
+    </w:p>
+    <w:p>
+      <w:pPr>
+        <w:spacing w:before="100" w:after="100"/>
+      </w:pPr>
+      <w:r>
+        <w:rPr>
+          <w:rFonts w:ascii="BIZ UDPGothic" w:cs="BIZ UDPGothic" w:eastAsia="BIZ UDPGothic" w:hAnsi="BIZ UDPGothic"/>
+          <w:color w:val="404040"/>
+          <w:sz w:val="18"/>
+          <w:szCs w:val="18"/>
+        </w:rPr>
+        <w:t xml:space="preserve">CloudWatch Logs - PRD\*</w:t>
       </w:r>
     </w:p>
     <w:p>
@@ -1809,499 +2196,35 @@
           <w:sz w:val="20"/>
           <w:szCs w:val="20"/>
         </w:rPr>
-        <w:t xml:space="preserve">■ 変更内容・効果・注意事項</w:t>
-      </w:r>
-    </w:p>
-    <w:p>
-      <w:pPr>
-        <w:spacing w:before="100" w:after="100"/>
-      </w:pPr>
-      <w:r>
-        <w:rPr>
-          <w:rFonts w:ascii="BIZ UDPGothic" w:cs="BIZ UDPGothic" w:eastAsia="BIZ UDPGothic" w:hAnsi="BIZ UDPGothic"/>
-          <w:color w:val="404040"/>
-          <w:sz w:val="18"/>
-          <w:szCs w:val="18"/>
-        </w:rPr>
-        <w:t xml:space="preserve">Lưu*</w:t>
-      </w:r>
-    </w:p>
-    <w:p>
-      <w:pPr>
-        <w:spacing w:before="100" w:after="100"/>
-      </w:pPr>
-      <w:r>
-        <w:rPr>
-          <w:rFonts w:ascii="BIZ UDPGothic" w:cs="BIZ UDPGothic" w:eastAsia="BIZ UDPGothic" w:hAnsi="BIZ UDPGothic"/>
-          <w:color w:val="404040"/>
-          <w:sz w:val="18"/>
-          <w:szCs w:val="18"/>
-        </w:rPr>
-        <w:t xml:space="preserve">変更内容 thay đổi               CloudWatch</w:t>
-      </w:r>
-    </w:p>
-    <w:p>
-      <w:pPr>
-        <w:spacing w:before="100" w:after="100"/>
-      </w:pPr>
-      <w:r>
-        <w:rPr>
-          <w:rFonts w:ascii="BIZ UDPGothic" w:cs="BIZ UDPGothic" w:eastAsia="BIZ UDPGothic" w:hAnsi="BIZ UDPGothic"/>
-          <w:color w:val="404040"/>
-          <w:sz w:val="18"/>
-          <w:szCs w:val="18"/>
-        </w:rPr>
-        <w:t xml:space="preserve">Logsのロググループに保持期間を設定する（現在: 無期限）</w:t>
-      </w:r>
-    </w:p>
-    <w:p>
-      <w:pPr>
-        <w:spacing w:before="100" w:after="100"/>
-      </w:pPr>
-      <w:r>
-        <w:rPr>
-          <w:rFonts w:ascii="BIZ UDPGothic" w:cs="BIZ UDPGothic" w:eastAsia="BIZ UDPGothic" w:hAnsi="BIZ UDPGothic"/>
-          <w:color w:val="404040"/>
-          <w:sz w:val="18"/>
-          <w:szCs w:val="18"/>
-        </w:rPr>
-        <w:t xml:space="preserve">Cài đặt thời gian lưu trữ cho các Log Group của</w:t>
-      </w:r>
-    </w:p>
-    <w:p>
-      <w:pPr>
-        <w:spacing w:before="100" w:after="100"/>
-      </w:pPr>
-      <w:r>
-        <w:rPr>
-          <w:rFonts w:ascii="BIZ UDPGothic" w:cs="BIZ UDPGothic" w:eastAsia="BIZ UDPGothic" w:hAnsi="BIZ UDPGothic"/>
-          <w:color w:val="404040"/>
-          <w:sz w:val="18"/>
-          <w:szCs w:val="18"/>
-        </w:rPr>
-        <w:t xml:space="preserve">CloudWatch Logs (hiện tại: vô hạn)</w:t>
-      </w:r>
-    </w:p>
-    <w:p>
-      <w:pPr>
-        <w:spacing w:before="100" w:after="100"/>
-      </w:pPr>
-      <w:r>
-        <w:rPr>
-          <w:rFonts w:ascii="BIZ UDPGothic" w:cs="BIZ UDPGothic" w:eastAsia="BIZ UDPGothic" w:hAnsi="BIZ UDPGothic"/>
-          <w:color w:val="404040"/>
-          <w:sz w:val="18"/>
-          <w:szCs w:val="18"/>
-        </w:rPr>
-        <w:t xml:space="preserve">対象                                PRD: 33 Log Group / STG: 36 Log Group</w:t>
-      </w:r>
-    </w:p>
-    <w:p>
-      <w:pPr>
-        <w:spacing w:before="100" w:after="100"/>
-      </w:pPr>
-      <w:r>
-        <w:rPr>
-          <w:rFonts w:ascii="BIZ UDPGothic" w:cs="BIZ UDPGothic" w:eastAsia="BIZ UDPGothic" w:hAnsi="BIZ UDPGothic"/>
-          <w:color w:val="404040"/>
-          <w:sz w:val="18"/>
-          <w:szCs w:val="18"/>
-        </w:rPr>
-        <w:t xml:space="preserve">設定値 đặt\*                        一律90日（ECS containerinsightsのみ30日） Thống nhất 90</w:t>
-      </w:r>
-    </w:p>
-    <w:p>
-      <w:pPr>
-        <w:spacing w:before="100" w:after="100"/>
-      </w:pPr>
-      <w:r>
-        <w:rPr>
-          <w:rFonts w:ascii="BIZ UDPGothic" w:cs="BIZ UDPGothic" w:eastAsia="BIZ UDPGothic" w:hAnsi="BIZ UDPGothic"/>
-          <w:color w:val="404040"/>
-          <w:sz w:val="18"/>
-          <w:szCs w:val="18"/>
-        </w:rPr>
-        <w:t xml:space="preserve">ngày (chỉ ECS containerinsights là 30 ngày)</w:t>
-      </w:r>
-    </w:p>
-    <w:p>
-      <w:pPr>
-        <w:spacing w:before="100" w:after="100"/>
-      </w:pPr>
-      <w:r>
-        <w:rPr>
-          <w:rFonts w:ascii="BIZ UDPGothic" w:cs="BIZ UDPGothic" w:eastAsia="BIZ UDPGothic" w:hAnsi="BIZ UDPGothic"/>
-          <w:color w:val="404040"/>
-          <w:sz w:val="18"/>
-          <w:szCs w:val="18"/>
-        </w:rPr>
-        <w:t xml:space="preserve">効果                                コスト削減（無期限蓄積によるストレージコスト抑制） Giảm</w:t>
-      </w:r>
-    </w:p>
-    <w:p>
-      <w:pPr>
-        <w:spacing w:before="100" w:after="100"/>
-      </w:pPr>
-      <w:r>
-        <w:rPr>
-          <w:rFonts w:ascii="BIZ UDPGothic" w:cs="BIZ UDPGothic" w:eastAsia="BIZ UDPGothic" w:hAnsi="BIZ UDPGothic"/>
-          <w:color w:val="404040"/>
-          <w:sz w:val="18"/>
-          <w:szCs w:val="18"/>
-        </w:rPr>
-        <w:t xml:space="preserve">chi phí (tiết kiệm chi phí lưu trữ do tích lũy vô hạn)</w:t>
-      </w:r>
-    </w:p>
-    <w:p>
-      <w:pPr>
-        <w:spacing w:before="100" w:after="100"/>
-      </w:pPr>
-      <w:r>
-        <w:rPr>
-          <w:rFonts w:ascii="BIZ UDPGothic" w:cs="BIZ UDPGothic" w:eastAsia="BIZ UDPGothic" w:hAnsi="BIZ UDPGothic"/>
-          <w:color w:val="404040"/>
-          <w:sz w:val="18"/>
-          <w:szCs w:val="18"/>
-        </w:rPr>
-        <w:t xml:space="preserve">ダウンタイム                        なし（ロググループのメタデータ変更のみ） Không có (chỉ</w:t>
-      </w:r>
-    </w:p>
-    <w:p>
-      <w:pPr>
-        <w:spacing w:before="100" w:after="100"/>
-      </w:pPr>
-      <w:r>
-        <w:rPr>
-          <w:rFonts w:ascii="BIZ UDPGothic" w:cs="BIZ UDPGothic" w:eastAsia="BIZ UDPGothic" w:hAnsi="BIZ UDPGothic"/>
-          <w:color w:val="404040"/>
-          <w:sz w:val="18"/>
-          <w:szCs w:val="18"/>
-        </w:rPr>
-        <w:t xml:space="preserve">thay đổi metadata của Log Group)</w:t>
-      </w:r>
-    </w:p>
-    <w:p>
-      <w:pPr>
-        <w:spacing w:before="100" w:after="100"/>
-      </w:pPr>
-      <w:r>
-        <w:rPr>
-          <w:rFonts w:ascii="BIZ UDPGothic" w:cs="BIZ UDPGothic" w:eastAsia="BIZ UDPGothic" w:hAnsi="BIZ UDPGothic"/>
-          <w:color w:val="404040"/>
-          <w:sz w:val="18"/>
-          <w:szCs w:val="18"/>
-        </w:rPr>
-        <w:t xml:space="preserve">注意事項                            設定</w:t>
-      </w:r>
-    </w:p>
-    <w:p>
-      <w:pPr>
-        <w:spacing w:before="100" w:after="100"/>
-      </w:pPr>
-      <w:r>
-        <w:rPr>
-          <w:rFonts w:ascii="BIZ UDPGothic" w:cs="BIZ UDPGothic" w:eastAsia="BIZ UDPGothic" w:hAnsi="BIZ UDPGothic"/>
-          <w:color w:val="404040"/>
-          <w:sz w:val="18"/>
-          <w:szCs w:val="18"/>
-        </w:rPr>
-        <w:t xml:space="preserve">後90日（または30日）より古いログは順次自動削除される Sau</w:t>
-      </w:r>
-    </w:p>
-    <w:p>
-      <w:pPr>
-        <w:spacing w:before="100" w:after="100"/>
-      </w:pPr>
-      <w:r>
-        <w:rPr>
-          <w:rFonts w:ascii="BIZ UDPGothic" w:cs="BIZ UDPGothic" w:eastAsia="BIZ UDPGothic" w:hAnsi="BIZ UDPGothic"/>
-          <w:color w:val="404040"/>
-          <w:sz w:val="18"/>
-          <w:szCs w:val="18"/>
-        </w:rPr>
-        <w:t xml:space="preserve">khi cài đặt, log cũ hơn 90 ngày (hoặc 30 ngày) sẽ tự</w:t>
-      </w:r>
-    </w:p>
-    <w:p>
-      <w:pPr>
-        <w:spacing w:before="100" w:after="100"/>
-      </w:pPr>
-      <w:r>
-        <w:rPr>
-          <w:rFonts w:ascii="BIZ UDPGothic" w:cs="BIZ UDPGothic" w:eastAsia="BIZ UDPGothic" w:hAnsi="BIZ UDPGothic"/>
-          <w:color w:val="404040"/>
-          <w:sz w:val="18"/>
-          <w:szCs w:val="18"/>
-        </w:rPr>
-        <w:t xml:space="preserve">động bị xóa dần</w:t>
-      </w:r>
-    </w:p>
-    <w:p>
-      <w:pPr>
-        <w:spacing w:before="100" w:after="100"/>
-      </w:pPr>
-      <w:r>
-        <w:rPr>
-          <w:rFonts w:ascii="BIZ UDPGothic" w:cs="BIZ UDPGothic" w:eastAsia="BIZ UDPGothic" w:hAnsi="BIZ UDPGothic"/>
-          <w:color w:val="404040"/>
-          <w:sz w:val="18"/>
-          <w:szCs w:val="18"/>
-        </w:rPr>
-        <w:t xml:space="preserve">N o . N o .</w:t>
-      </w:r>
-    </w:p>
-    <w:p>
-      <w:pPr>
-        <w:spacing w:before="100" w:after="100"/>
-      </w:pPr>
-      <w:r>
-        <w:rPr>
-          <w:rFonts w:ascii="BIZ UDPGothic" w:cs="BIZ UDPGothic" w:eastAsia="BIZ UDPGothic" w:hAnsi="BIZ UDPGothic"/>
-          <w:color w:val="404040"/>
-          <w:sz w:val="18"/>
-          <w:szCs w:val="18"/>
-        </w:rPr>
-        <w:t xml:space="preserve">1                                   CloudWatch Logsの保持期間を一律90日</w:t>
-      </w:r>
-    </w:p>
-    <w:p>
-      <w:pPr>
-        <w:spacing w:before="100" w:after="100"/>
-      </w:pPr>
-      <w:r>
-        <w:rPr>
-          <w:rFonts w:ascii="BIZ UDPGothic" w:cs="BIZ UDPGothic" w:eastAsia="BIZ UDPGothic" w:hAnsi="BIZ UDPGothic"/>
-          <w:color w:val="404040"/>
-          <w:sz w:val="18"/>
-          <w:szCs w:val="18"/>
-        </w:rPr>
-        <w:t xml:space="preserve">（containerinsightsのみ30日）に設定することを了解した Đã</w:t>
-      </w:r>
-    </w:p>
-    <w:p>
-      <w:pPr>
-        <w:spacing w:before="100" w:after="100"/>
-      </w:pPr>
-      <w:r>
-        <w:rPr>
-          <w:rFonts w:ascii="BIZ UDPGothic" w:cs="BIZ UDPGothic" w:eastAsia="BIZ UDPGothic" w:hAnsi="BIZ UDPGothic"/>
-          <w:color w:val="404040"/>
-          <w:sz w:val="18"/>
-          <w:szCs w:val="18"/>
-        </w:rPr>
-        <w:t xml:space="preserve">đồng ý cài đặt thời gian lưu trữ CloudWatch Logs thống</w:t>
-      </w:r>
-    </w:p>
-    <w:p>
-      <w:pPr>
-        <w:spacing w:before="100" w:after="100"/>
-      </w:pPr>
-      <w:r>
-        <w:rPr>
-          <w:rFonts w:ascii="BIZ UDPGothic" w:cs="BIZ UDPGothic" w:eastAsia="BIZ UDPGothic" w:hAnsi="BIZ UDPGothic"/>
-          <w:color w:val="404040"/>
-          <w:sz w:val="18"/>
-          <w:szCs w:val="18"/>
-        </w:rPr>
-        <w:t xml:space="preserve">nhất 90 ngày (containerinsights là 30 ngày)</w:t>
-      </w:r>
-    </w:p>
-    <w:p>
-      <w:pPr>
-        <w:spacing w:before="100" w:after="100"/>
-      </w:pPr>
-      <w:r>
-        <w:rPr>
-          <w:rFonts w:ascii="BIZ UDPGothic" w:cs="BIZ UDPGothic" w:eastAsia="BIZ UDPGothic" w:hAnsi="BIZ UDPGothic"/>
-          <w:color w:val="404040"/>
-          <w:sz w:val="18"/>
-          <w:szCs w:val="18"/>
-        </w:rPr>
-        <w:t xml:space="preserve">2                                   設定</w:t>
-      </w:r>
-    </w:p>
-    <w:p>
-      <w:pPr>
-        <w:spacing w:before="100" w:after="100"/>
-      </w:pPr>
-      <w:r>
-        <w:rPr>
-          <w:rFonts w:ascii="BIZ UDPGothic" w:cs="BIZ UDPGothic" w:eastAsia="BIZ UDPGothic" w:hAnsi="BIZ UDPGothic"/>
-          <w:color w:val="404040"/>
-          <w:sz w:val="18"/>
-          <w:szCs w:val="18"/>
-        </w:rPr>
-        <w:t xml:space="preserve">後、保持期間超過分のログが自動削除されることを了解した</w:t>
-      </w:r>
-    </w:p>
-    <w:p>
-      <w:pPr>
-        <w:spacing w:before="100" w:after="100"/>
-      </w:pPr>
-      <w:r>
-        <w:rPr>
-          <w:rFonts w:ascii="BIZ UDPGothic" w:cs="BIZ UDPGothic" w:eastAsia="BIZ UDPGothic" w:hAnsi="BIZ UDPGothic"/>
-          <w:color w:val="404040"/>
-          <w:sz w:val="18"/>
-          <w:szCs w:val="18"/>
-        </w:rPr>
-        <w:t xml:space="preserve">Đã đồng ý rằng log vượt quá thời hạn lưu trữ sẽ tự động</w:t>
-      </w:r>
-    </w:p>
-    <w:p>
-      <w:pPr>
-        <w:spacing w:before="100" w:after="100"/>
-      </w:pPr>
-      <w:r>
-        <w:rPr>
-          <w:rFonts w:ascii="BIZ UDPGothic" w:cs="BIZ UDPGothic" w:eastAsia="BIZ UDPGothic" w:hAnsi="BIZ UDPGothic"/>
-          <w:color w:val="404040"/>
-          <w:sz w:val="18"/>
-          <w:szCs w:val="18"/>
-        </w:rPr>
-        <w:t xml:space="preserve">bị xóa sau khi cài đặt</w:t>
-      </w:r>
-    </w:p>
-    <w:p>
-      <w:pPr>
-        <w:spacing w:before="100" w:after="100"/>
-      </w:pPr>
-      <w:r>
-        <w:rPr>
-          <w:rFonts w:ascii="BIZ UDPGothic" w:cs="BIZ UDPGothic" w:eastAsia="BIZ UDPGothic" w:hAnsi="BIZ UDPGothic"/>
-          <w:color w:val="404040"/>
-          <w:sz w:val="18"/>
-          <w:szCs w:val="18"/>
-        </w:rPr>
-        <w:t xml:space="preserve">3                                   本改修の実施を承認する Phê duyệt việc thực hiện sửa đổi</w:t>
-      </w:r>
-    </w:p>
-    <w:p>
-      <w:pPr>
-        <w:spacing w:before="100" w:after="100"/>
-      </w:pPr>
-      <w:r>
-        <w:rPr>
-          <w:rFonts w:ascii="BIZ UDPGothic" w:cs="BIZ UDPGothic" w:eastAsia="BIZ UDPGothic" w:hAnsi="BIZ UDPGothic"/>
-          <w:color w:val="404040"/>
-          <w:sz w:val="18"/>
-          <w:szCs w:val="18"/>
-        </w:rPr>
-        <w:t xml:space="preserve">này</w:t>
-      </w:r>
-    </w:p>
-    <w:p>
-      <w:pPr>
-        <w:spacing w:before="100" w:after="100"/>
-      </w:pPr>
-      <w:r>
-        <w:rPr>
-          <w:rFonts w:ascii="BIZ UDPGothic" w:cs="BIZ UDPGothic" w:eastAsia="BIZ UDPGothic" w:hAnsi="BIZ UDPGothic"/>
-          <w:color w:val="404040"/>
-          <w:sz w:val="18"/>
-          <w:szCs w:val="18"/>
-        </w:rPr>
-        <w:t xml:space="preserve">※ 確認結果欄に記入・署名のうえ、LUVINA 担当者（Thanh</w:t>
-      </w:r>
-    </w:p>
-    <w:p>
-      <w:pPr>
-        <w:spacing w:before="100" w:after="100"/>
-      </w:pPr>
-      <w:r>
-        <w:rPr>
-          <w:rFonts w:ascii="BIZ UDPGothic" w:cs="BIZ UDPGothic" w:eastAsia="BIZ UDPGothic" w:hAnsi="BIZ UDPGothic"/>
-          <w:color w:val="404040"/>
-          <w:sz w:val="18"/>
-          <w:szCs w:val="18"/>
-        </w:rPr>
-        <w:t xml:space="preserve">Nguyên）へご返送ください。　\*※ Vui lòng điền vào cột kết quả xác nhận,</w:t>
-      </w:r>
-    </w:p>
-    <w:p>
-      <w:pPr>
-        <w:spacing w:before="100" w:after="100"/>
-      </w:pPr>
-      <w:r>
-        <w:rPr>
-          <w:rFonts w:ascii="BIZ UDPGothic" w:cs="BIZ UDPGothic" w:eastAsia="BIZ UDPGothic" w:hAnsi="BIZ UDPGothic"/>
-          <w:color w:val="404040"/>
-          <w:sz w:val="18"/>
-          <w:szCs w:val="18"/>
-        </w:rPr>
-        <w:t xml:space="preserve">ký tên và gửi lại cho phụ trách LUVINA (Thanh Nguyên).\*</w:t>
-      </w:r>
-    </w:p>
-    <w:p>
-      <w:pPr>
-        <w:spacing w:before="100" w:after="100"/>
-      </w:pPr>
-      <w:r>
-        <w:rPr>
-          <w:rFonts w:ascii="BIZ UDPGothic" w:cs="BIZ UDPGothic" w:eastAsia="BIZ UDPGothic" w:hAnsi="BIZ UDPGothic"/>
-          <w:b/>
-          <w:bCs/>
-          <w:color w:val="C8102E"/>
-          <w:sz w:val="20"/>
-          <w:szCs w:val="20"/>
-        </w:rPr>
-        <w:t xml:space="preserve">■ No.1 PRD CloudWatch Logs 保持期間設定</w:t>
-      </w:r>
-    </w:p>
-    <w:p>
-      <w:pPr>
-        <w:spacing w:before="100" w:after="100"/>
-      </w:pPr>
-      <w:r>
-        <w:rPr>
-          <w:rFonts w:ascii="BIZ UDPGothic" w:cs="BIZ UDPGothic" w:eastAsia="BIZ UDPGothic" w:hAnsi="BIZ UDPGothic"/>
-          <w:color w:val="404040"/>
-          <w:sz w:val="18"/>
-          <w:szCs w:val="18"/>
-        </w:rPr>
-        <w:t xml:space="preserve">trữ</w:t>
-      </w:r>
-    </w:p>
-    <w:p>
-      <w:pPr>
-        <w:spacing w:before="100" w:after="100"/>
-      </w:pPr>
-      <w:r>
-        <w:rPr>
-          <w:rFonts w:ascii="BIZ UDPGothic" w:cs="BIZ UDPGothic" w:eastAsia="BIZ UDPGothic" w:hAnsi="BIZ UDPGothic"/>
-          <w:color w:val="404040"/>
-          <w:sz w:val="18"/>
-          <w:szCs w:val="18"/>
-        </w:rPr>
-        <w:t xml:space="preserve">*　No.1 PRD CloudWatch Logs 保持期間設定\*\* \*Cài đặt thời gian lưu</w:t>
-      </w:r>
-    </w:p>
-    <w:p>
-      <w:pPr>
-        <w:spacing w:before="100" w:after="100"/>
-      </w:pPr>
-      <w:r>
-        <w:rPr>
-          <w:rFonts w:ascii="BIZ UDPGothic" w:cs="BIZ UDPGothic" w:eastAsia="BIZ UDPGothic" w:hAnsi="BIZ UDPGothic"/>
-          <w:color w:val="404040"/>
-          <w:sz w:val="18"/>
-          <w:szCs w:val="18"/>
-        </w:rPr>
-        <w:t xml:space="preserve">trữ*</w:t>
-      </w:r>
-    </w:p>
-    <w:p>
-      <w:pPr>
-        <w:spacing w:before="100" w:after="100"/>
-      </w:pPr>
-      <w:r>
-        <w:rPr>
-          <w:rFonts w:ascii="BIZ UDPGothic" w:cs="BIZ UDPGothic" w:eastAsia="BIZ UDPGothic" w:hAnsi="BIZ UDPGothic"/>
-          <w:color w:val="404040"/>
-          <w:sz w:val="18"/>
-          <w:szCs w:val="18"/>
-        </w:rPr>
-        <w:t xml:space="preserve">CloudWatch Logs - PRD\*</w:t>
+        <w:t xml:space="preserve">■ 対象環境</w:t>
+      </w:r>
+    </w:p>
+    <w:p>
+      <w:pPr>
+        <w:spacing w:before="100" w:after="100"/>
+      </w:pPr>
+      <w:r>
+        <w:rPr>
+          <w:rFonts w:ascii="BIZ UDPGothic" w:cs="BIZ UDPGothic" w:eastAsia="BIZ UDPGothic" w:hAnsi="BIZ UDPGothic"/>
+          <w:color w:val="404040"/>
+          <w:sz w:val="18"/>
+          <w:szCs w:val="18"/>
+        </w:rPr>
+        <w:t xml:space="preserve">PRD（AWSアカウント: 332802448674 / ap-northeast-1）　\*PRD (Tài khoản</w:t>
+      </w:r>
+    </w:p>
+    <w:p>
+      <w:pPr>
+        <w:spacing w:before="100" w:after="100"/>
+      </w:pPr>
+      <w:r>
+        <w:rPr>
+          <w:rFonts w:ascii="BIZ UDPGothic" w:cs="BIZ UDPGothic" w:eastAsia="BIZ UDPGothic" w:hAnsi="BIZ UDPGothic"/>
+          <w:color w:val="404040"/>
+          <w:sz w:val="18"/>
+          <w:szCs w:val="18"/>
+        </w:rPr>
+        <w:t xml:space="preserve">AWS: 332802448674 / ap-northeast-1)\*</w:t>
       </w:r>
     </w:p>
     <w:p>
@@ -3086,23 +3009,37 @@
               <w:t xml:space="preserve">AWS CloudShell（PRDアカウント）で以下を実行すること。　\*Thực thi lệnh</w:t>
             </w:r>
           </w:p>
+          <w:p>
+            <w:pPr>
+              <w:spacing w:before="0" w:after="0"/>
+            </w:pPr>
+            <w:r>
+              <w:rPr>
+                <w:rFonts w:ascii="Courier New" w:cs="Courier New" w:eastAsia="Courier New" w:hAnsi="Courier New"/>
+                <w:color w:val="404040"/>
+                <w:sz w:val="16"/>
+                <w:szCs w:val="16"/>
+              </w:rPr>
+              <w:t xml:space="preserve"/>
+            </w:r>
+          </w:p>
+          <w:p>
+            <w:pPr>
+              <w:spacing w:before="0" w:after="0"/>
+            </w:pPr>
+            <w:r>
+              <w:rPr>
+                <w:rFonts w:ascii="Courier New" w:cs="Courier New" w:eastAsia="Courier New" w:hAnsi="Courier New"/>
+                <w:color w:val="404040"/>
+                <w:sz w:val="16"/>
+                <w:szCs w:val="16"/>
+              </w:rPr>
+              <w:t xml:space="preserve">dưới đây trên AWS CloudShell (tài khoản PRD).\*</w:t>
+            </w:r>
+          </w:p>
         </w:tc>
       </w:tr>
     </w:tbl>
-    <w:p>
-      <w:pPr>
-        <w:spacing w:before="100" w:after="100"/>
-      </w:pPr>
-      <w:r>
-        <w:rPr>
-          <w:rFonts w:ascii="BIZ UDPGothic" w:cs="BIZ UDPGothic" w:eastAsia="BIZ UDPGothic" w:hAnsi="BIZ UDPGothic"/>
-          <w:color w:val="404040"/>
-          <w:sz w:val="18"/>
-          <w:szCs w:val="18"/>
-        </w:rPr>
-        <w:t xml:space="preserve">dưới đây trên AWS CloudShell (tài khoản PRD).\*</w:t>
-      </w:r>
-    </w:p>
     <w:p>
       <w:pPr>
         <w:spacing w:before="100" w:after="100"/>
@@ -3173,6 +3110,50 @@
           <w:szCs w:val="18"/>
         </w:rPr>
         <w:t xml:space="preserve">CloudWatch Logs - STG\*</w:t>
+      </w:r>
+    </w:p>
+    <w:p>
+      <w:pPr>
+        <w:spacing w:before="100" w:after="100"/>
+      </w:pPr>
+      <w:r>
+        <w:rPr>
+          <w:rFonts w:ascii="BIZ UDPGothic" w:cs="BIZ UDPGothic" w:eastAsia="BIZ UDPGothic" w:hAnsi="BIZ UDPGothic"/>
+          <w:b/>
+          <w:bCs/>
+          <w:color w:val="C8102E"/>
+          <w:sz w:val="20"/>
+          <w:szCs w:val="20"/>
+        </w:rPr>
+        <w:t xml:space="preserve">■ 対象環境</w:t>
+      </w:r>
+    </w:p>
+    <w:p>
+      <w:pPr>
+        <w:spacing w:before="100" w:after="100"/>
+      </w:pPr>
+      <w:r>
+        <w:rPr>
+          <w:rFonts w:ascii="BIZ UDPGothic" w:cs="BIZ UDPGothic" w:eastAsia="BIZ UDPGothic" w:hAnsi="BIZ UDPGothic"/>
+          <w:color w:val="404040"/>
+          <w:sz w:val="18"/>
+          <w:szCs w:val="18"/>
+        </w:rPr>
+        <w:t xml:space="preserve">STG（AWSアカウント: 750735758916 / ap-northeast-1）　\*STG (Tài khoản</w:t>
+      </w:r>
+    </w:p>
+    <w:p>
+      <w:pPr>
+        <w:spacing w:before="100" w:after="100"/>
+      </w:pPr>
+      <w:r>
+        <w:rPr>
+          <w:rFonts w:ascii="BIZ UDPGothic" w:cs="BIZ UDPGothic" w:eastAsia="BIZ UDPGothic" w:hAnsi="BIZ UDPGothic"/>
+          <w:color w:val="404040"/>
+          <w:sz w:val="18"/>
+          <w:szCs w:val="18"/>
+        </w:rPr>
+        <w:t xml:space="preserve">AWS: 750735758916 / ap-northeast-1)\*</w:t>
       </w:r>
     </w:p>
     <w:p>
@@ -4027,23 +4008,37 @@
               <w:t xml:space="preserve">AWS CloudShell（STGアカウント）で以下を実行すること。　\*Thực thi lệnh</w:t>
             </w:r>
           </w:p>
+          <w:p>
+            <w:pPr>
+              <w:spacing w:before="0" w:after="0"/>
+            </w:pPr>
+            <w:r>
+              <w:rPr>
+                <w:rFonts w:ascii="Courier New" w:cs="Courier New" w:eastAsia="Courier New" w:hAnsi="Courier New"/>
+                <w:color w:val="404040"/>
+                <w:sz w:val="16"/>
+                <w:szCs w:val="16"/>
+              </w:rPr>
+              <w:t xml:space="preserve"/>
+            </w:r>
+          </w:p>
+          <w:p>
+            <w:pPr>
+              <w:spacing w:before="0" w:after="0"/>
+            </w:pPr>
+            <w:r>
+              <w:rPr>
+                <w:rFonts w:ascii="Courier New" w:cs="Courier New" w:eastAsia="Courier New" w:hAnsi="Courier New"/>
+                <w:color w:val="404040"/>
+                <w:sz w:val="16"/>
+                <w:szCs w:val="16"/>
+              </w:rPr>
+              <w:t xml:space="preserve">dưới đây trên AWS CloudShell (tài khoản STG).\*</w:t>
+            </w:r>
+          </w:p>
         </w:tc>
       </w:tr>
     </w:tbl>
-    <w:p>
-      <w:pPr>
-        <w:spacing w:before="100" w:after="100"/>
-      </w:pPr>
-      <w:r>
-        <w:rPr>
-          <w:rFonts w:ascii="BIZ UDPGothic" w:cs="BIZ UDPGothic" w:eastAsia="BIZ UDPGothic" w:hAnsi="BIZ UDPGothic"/>
-          <w:color w:val="404040"/>
-          <w:sz w:val="18"/>
-          <w:szCs w:val="18"/>
-        </w:rPr>
-        <w:t xml:space="preserve">dưới đây trên AWS CloudShell (tài khoản STG).\*</w:t>
-      </w:r>
-    </w:p>
     <w:p>
       <w:pPr>
         <w:pBdr>
@@ -4060,7 +4055,7 @@
           <w:sz w:val="24"/>
           <w:szCs w:val="24"/>
         </w:rPr>
-        <w:t xml:space="preserve">■ ⑧ テスト手順・結果</w:t>
+        <w:t xml:space="preserve">■ テスト手順・結果</w:t>
       </w:r>
       <w:r>
         <w:br/>
@@ -5189,7 +5184,7 @@
           <w:sz w:val="24"/>
           <w:szCs w:val="24"/>
         </w:rPr>
-        <w:t xml:space="preserve">■ ⑨ 改廃履歴</w:t>
+        <w:t xml:space="preserve">■ 改廃履歴</w:t>
       </w:r>
       <w:r>
         <w:br/>

--- a/40_AWS/05_改修資料/KSM_AWS_MOD_002_改修指示書_CWLogs保持期間設定_ja_vi.docx
+++ b/40_AWS/05_改修資料/KSM_AWS_MOD_002_改修指示書_CWLogs保持期間設定_ja_vi.docx
@@ -13469,6 +13469,1380 @@
         <w:t xml:space="preserve">nguyenthanhloc@luvina.net*</w:t>
       </w:r>
     </w:p>
+    <w:p>
+      <w:pPr>
+        <w:pBdr>
+          <w:left w:val="thick" w:color="C8102E" w:sz="20" w:space="6"/>
+        </w:pBdr>
+        <w:spacing w:before="280" w:after="100"/>
+      </w:pPr>
+      <w:r>
+        <w:rPr>
+          <w:rFonts w:ascii="BIZ UDPGothic" w:cs="BIZ UDPGothic" w:eastAsia="BIZ UDPGothic" w:hAnsi="BIZ UDPGothic"/>
+          <w:b/>
+          <w:bCs/>
+          <w:color w:val="C8102E"/>
+          <w:sz w:val="24"/>
+          <w:szCs w:val="24"/>
+        </w:rPr>
+        <w:t xml:space="preserve">■ デプロイ時確認・注意事項</w:t>
+      </w:r>
+      <w:r>
+        <w:br/>
+      </w:r>
+      <w:r>
+        <w:rPr>
+          <w:rFonts w:ascii="BIZ UDPGothic" w:cs="BIZ UDPGothic" w:eastAsia="BIZ UDPGothic" w:hAnsi="BIZ UDPGothic"/>
+          <w:i/>
+          <w:iCs/>
+          <w:color w:val="AA3344"/>
+          <w:sz w:val="17"/>
+          <w:szCs w:val="17"/>
+        </w:rPr>
+        <w:t xml:space="preserve">　Lưu Ý &amp; Xác Nhận Khi Triển Khai</w:t>
+      </w:r>
+    </w:p>
+    <w:p>
+      <w:pPr>
+        <w:spacing w:before="100" w:after="100"/>
+      </w:pPr>
+      <w:r>
+        <w:rPr>
+          <w:rFonts w:ascii="BIZ UDPGothic" w:cs="BIZ UDPGothic" w:eastAsia="BIZ UDPGothic" w:hAnsi="BIZ UDPGothic"/>
+          <w:color w:val="404040"/>
+          <w:sz w:val="18"/>
+          <w:szCs w:val="18"/>
+        </w:rPr>
+        <w:t xml:space="preserve">本改修のデプロイにあたり、以下の8項目を事前・事後に確認すること。</w:t>
+      </w:r>
+      <w:r>
+        <w:br/>
+      </w:r>
+      <w:r>
+        <w:rPr>
+          <w:rFonts w:ascii="BIZ UDPGothic" w:cs="BIZ UDPGothic" w:eastAsia="BIZ UDPGothic" w:hAnsi="BIZ UDPGothic"/>
+          <w:i/>
+          <w:iCs/>
+          <w:color w:val="777777"/>
+          <w:sz w:val="16"/>
+          <w:szCs w:val="16"/>
+        </w:rPr>
+        <w:t xml:space="preserve">/ Khi triển khai sửa đổi này, cần xác nhận 8 hạng mục dưới đây trước và sau khi deploy.</w:t>
+      </w:r>
+    </w:p>
+    <w:tbl>
+      <w:tblPr>
+        <w:tblW w:type="dxa" w:w="9506"/>
+        <w:tblBorders>
+          <w:top w:val="single" w:color="CCCCCC" w:sz="4"/>
+          <w:left w:val="single" w:color="CCCCCC" w:sz="4"/>
+          <w:bottom w:val="single" w:color="CCCCCC" w:sz="4"/>
+          <w:right w:val="single" w:color="CCCCCC" w:sz="4"/>
+          <w:insideH w:val="single" w:color="auto" w:sz="4"/>
+          <w:insideV w:val="single" w:color="auto" w:sz="4"/>
+        </w:tblBorders>
+      </w:tblPr>
+      <w:tblGrid>
+        <w:gridCol w:w="400"/>
+        <w:gridCol w:w="2200"/>
+        <w:gridCol w:w="6906"/>
+      </w:tblGrid>
+      <w:tr>
+        <w:trPr>
+          <w:cantSplit/>
+          <w:tblHeader/>
+        </w:trPr>
+        <w:tc>
+          <w:tcPr>
+            <w:tcW w:type="dxa" w:w="400"/>
+            <w:tcBorders>
+              <w:top w:val="single" w:color="CCCCCC" w:sz="4"/>
+              <w:left w:val="single" w:color="CCCCCC" w:sz="4"/>
+              <w:bottom w:val="single" w:color="CCCCCC" w:sz="4"/>
+              <w:right w:val="single" w:color="CCCCCC" w:sz="4"/>
+            </w:tcBorders>
+            <w:shd w:fill="E8E8E8" w:val="clear"/>
+            <w:tcMar>
+              <w:top w:type="dxa" w:w="80"/>
+              <w:left w:type="dxa" w:w="120"/>
+              <w:bottom w:type="dxa" w:w="80"/>
+              <w:right w:type="dxa" w:w="120"/>
+            </w:tcMar>
+            <w:vAlign w:val="center"/>
+          </w:tcPr>
+          <w:p>
+            <w:pPr>
+              <w:jc w:val="center"/>
+            </w:pPr>
+            <w:r>
+              <w:rPr>
+                <w:rFonts w:ascii="BIZ UDPGothic" w:cs="BIZ UDPGothic" w:eastAsia="BIZ UDPGothic" w:hAnsi="BIZ UDPGothic"/>
+                <w:b/>
+                <w:bCs/>
+                <w:color w:val="000000"/>
+                <w:sz w:val="18"/>
+                <w:szCs w:val="18"/>
+              </w:rPr>
+              <w:t xml:space="preserve">No.</w:t>
+            </w:r>
+          </w:p>
+        </w:tc>
+        <w:tc>
+          <w:tcPr>
+            <w:tcW w:type="dxa" w:w="2200"/>
+            <w:tcBorders>
+              <w:top w:val="single" w:color="CCCCCC" w:sz="4"/>
+              <w:left w:val="single" w:color="CCCCCC" w:sz="4"/>
+              <w:bottom w:val="single" w:color="CCCCCC" w:sz="4"/>
+              <w:right w:val="single" w:color="CCCCCC" w:sz="4"/>
+            </w:tcBorders>
+            <w:shd w:fill="E8E8E8" w:val="clear"/>
+            <w:tcMar>
+              <w:top w:type="dxa" w:w="80"/>
+              <w:left w:type="dxa" w:w="120"/>
+              <w:bottom w:type="dxa" w:w="80"/>
+              <w:right w:type="dxa" w:w="120"/>
+            </w:tcMar>
+            <w:vAlign w:val="center"/>
+          </w:tcPr>
+          <w:p>
+            <w:pPr>
+              <w:jc w:val="left"/>
+            </w:pPr>
+            <w:r>
+              <w:rPr>
+                <w:rFonts w:ascii="BIZ UDPGothic" w:cs="BIZ UDPGothic" w:eastAsia="BIZ UDPGothic" w:hAnsi="BIZ UDPGothic"/>
+                <w:b/>
+                <w:bCs/>
+                <w:color w:val="000000"/>
+                <w:sz w:val="18"/>
+                <w:szCs w:val="18"/>
+              </w:rPr>
+              <w:t xml:space="preserve">項目</w:t>
+            </w:r>
+            <w:r>
+              <w:rPr>
+                <w:rFonts w:ascii="BIZ UDPGothic" w:cs="BIZ UDPGothic" w:eastAsia="BIZ UDPGothic" w:hAnsi="BIZ UDPGothic"/>
+                <w:i/>
+                <w:iCs/>
+                <w:color w:val="888888"/>
+                <w:sz w:val="16"/>
+                <w:szCs w:val="16"/>
+              </w:rPr>
+              <w:t xml:space="preserve"> / </w:t>
+            </w:r>
+            <w:r>
+              <w:rPr>
+                <w:rFonts w:ascii="BIZ UDPGothic" w:cs="BIZ UDPGothic" w:eastAsia="BIZ UDPGothic" w:hAnsi="BIZ UDPGothic"/>
+                <w:i/>
+                <w:iCs/>
+                <w:color w:val="888888"/>
+                <w:sz w:val="16"/>
+                <w:szCs w:val="16"/>
+              </w:rPr>
+              <w:t xml:space="preserve">Hạng mục</w:t>
+            </w:r>
+          </w:p>
+        </w:tc>
+        <w:tc>
+          <w:tcPr>
+            <w:tcW w:type="dxa" w:w="6906"/>
+            <w:tcBorders>
+              <w:top w:val="single" w:color="CCCCCC" w:sz="4"/>
+              <w:left w:val="single" w:color="CCCCCC" w:sz="4"/>
+              <w:bottom w:val="single" w:color="CCCCCC" w:sz="4"/>
+              <w:right w:val="single" w:color="CCCCCC" w:sz="4"/>
+            </w:tcBorders>
+            <w:shd w:fill="E8E8E8" w:val="clear"/>
+            <w:tcMar>
+              <w:top w:type="dxa" w:w="80"/>
+              <w:left w:type="dxa" w:w="120"/>
+              <w:bottom w:type="dxa" w:w="80"/>
+              <w:right w:type="dxa" w:w="120"/>
+            </w:tcMar>
+            <w:vAlign w:val="center"/>
+          </w:tcPr>
+          <w:p>
+            <w:pPr>
+              <w:jc w:val="left"/>
+            </w:pPr>
+            <w:r>
+              <w:rPr>
+                <w:rFonts w:ascii="BIZ UDPGothic" w:cs="BIZ UDPGothic" w:eastAsia="BIZ UDPGothic" w:hAnsi="BIZ UDPGothic"/>
+                <w:b/>
+                <w:bCs/>
+                <w:color w:val="000000"/>
+                <w:sz w:val="18"/>
+                <w:szCs w:val="18"/>
+              </w:rPr>
+              <w:t xml:space="preserve">確認・注意事項</w:t>
+            </w:r>
+            <w:r>
+              <w:rPr>
+                <w:rFonts w:ascii="BIZ UDPGothic" w:cs="BIZ UDPGothic" w:eastAsia="BIZ UDPGothic" w:hAnsi="BIZ UDPGothic"/>
+                <w:i/>
+                <w:iCs/>
+                <w:color w:val="888888"/>
+                <w:sz w:val="16"/>
+                <w:szCs w:val="16"/>
+              </w:rPr>
+              <w:t xml:space="preserve"> / </w:t>
+            </w:r>
+            <w:r>
+              <w:rPr>
+                <w:rFonts w:ascii="BIZ UDPGothic" w:cs="BIZ UDPGothic" w:eastAsia="BIZ UDPGothic" w:hAnsi="BIZ UDPGothic"/>
+                <w:i/>
+                <w:iCs/>
+                <w:color w:val="888888"/>
+                <w:sz w:val="16"/>
+                <w:szCs w:val="16"/>
+              </w:rPr>
+              <w:t xml:space="preserve">Xác nhận &amp; Lưu ý</w:t>
+            </w:r>
+          </w:p>
+        </w:tc>
+      </w:tr>
+      <w:tr>
+        <w:trPr>
+          <w:cantSplit/>
+        </w:trPr>
+        <w:tc>
+          <w:tcPr>
+            <w:tcW w:type="dxa" w:w="400"/>
+            <w:tcBorders>
+              <w:top w:val="single" w:color="CCCCCC" w:sz="4"/>
+              <w:left w:val="single" w:color="CCCCCC" w:sz="4"/>
+              <w:bottom w:val="single" w:color="CCCCCC" w:sz="4"/>
+              <w:right w:val="single" w:color="CCCCCC" w:sz="4"/>
+            </w:tcBorders>
+            <w:shd w:fill="FFFFFF" w:val="clear"/>
+            <w:tcMar>
+              <w:top w:type="dxa" w:w="80"/>
+              <w:left w:type="dxa" w:w="120"/>
+              <w:bottom w:type="dxa" w:w="80"/>
+              <w:right w:type="dxa" w:w="120"/>
+            </w:tcMar>
+            <w:vAlign w:val="center"/>
+          </w:tcPr>
+          <w:p>
+            <w:pPr>
+              <w:jc w:val="center"/>
+            </w:pPr>
+            <w:r>
+              <w:rPr>
+                <w:rFonts w:ascii="BIZ UDPGothic" w:cs="BIZ UDPGothic" w:eastAsia="BIZ UDPGothic" w:hAnsi="BIZ UDPGothic"/>
+                <w:b w:val="false"/>
+                <w:bCs w:val="false"/>
+                <w:color w:val="404040"/>
+                <w:sz w:val="18"/>
+                <w:szCs w:val="18"/>
+              </w:rPr>
+              <w:t xml:space="preserve">1</w:t>
+            </w:r>
+          </w:p>
+        </w:tc>
+        <w:tc>
+          <w:tcPr>
+            <w:tcW w:type="dxa" w:w="2200"/>
+            <w:tcBorders>
+              <w:top w:val="single" w:color="CCCCCC" w:sz="4"/>
+              <w:left w:val="single" w:color="CCCCCC" w:sz="4"/>
+              <w:bottom w:val="single" w:color="CCCCCC" w:sz="4"/>
+              <w:right w:val="single" w:color="CCCCCC" w:sz="4"/>
+            </w:tcBorders>
+            <w:shd w:fill="FFFFFF" w:val="clear"/>
+            <w:tcMar>
+              <w:top w:type="dxa" w:w="80"/>
+              <w:left w:type="dxa" w:w="120"/>
+              <w:bottom w:type="dxa" w:w="80"/>
+              <w:right w:type="dxa" w:w="120"/>
+            </w:tcMar>
+          </w:tcPr>
+          <w:p>
+            <w:pPr>
+              <w:spacing w:before="0" w:after="0"/>
+            </w:pPr>
+            <w:r>
+              <w:rPr>
+                <w:rFonts w:ascii="BIZ UDPGothic" w:cs="BIZ UDPGothic" w:eastAsia="BIZ UDPGothic" w:hAnsi="BIZ UDPGothic"/>
+                <w:color w:val="404040"/>
+                <w:sz w:val="18"/>
+                <w:szCs w:val="18"/>
+              </w:rPr>
+              <w:t xml:space="preserve">[事前] ロールバック計画</w:t>
+            </w:r>
+          </w:p>
+          <w:p>
+            <w:pPr>
+              <w:spacing w:before="0" w:after="0"/>
+            </w:pPr>
+            <w:r>
+              <w:rPr>
+                <w:rFonts w:ascii="BIZ UDPGothic" w:cs="BIZ UDPGothic" w:eastAsia="BIZ UDPGothic" w:hAnsi="BIZ UDPGothic"/>
+                <w:color w:val="404040"/>
+                <w:sz w:val="18"/>
+                <w:szCs w:val="18"/>
+              </w:rPr>
+              <w:t xml:space="preserve">/ Kế hoạch rollback</w:t>
+            </w:r>
+          </w:p>
+        </w:tc>
+        <w:tc>
+          <w:tcPr>
+            <w:tcW w:type="dxa" w:w="6906"/>
+            <w:tcBorders>
+              <w:top w:val="single" w:color="CCCCCC" w:sz="4"/>
+              <w:left w:val="single" w:color="CCCCCC" w:sz="4"/>
+              <w:bottom w:val="single" w:color="CCCCCC" w:sz="4"/>
+              <w:right w:val="single" w:color="CCCCCC" w:sz="4"/>
+            </w:tcBorders>
+            <w:shd w:fill="FFFFFF" w:val="clear"/>
+            <w:tcMar>
+              <w:top w:type="dxa" w:w="80"/>
+              <w:left w:type="dxa" w:w="120"/>
+              <w:bottom w:type="dxa" w:w="80"/>
+              <w:right w:type="dxa" w:w="120"/>
+            </w:tcMar>
+          </w:tcPr>
+          <w:p>
+            <w:pPr>
+              <w:spacing w:before="0" w:after="0"/>
+            </w:pPr>
+            <w:r>
+              <w:rPr>
+                <w:rFonts w:ascii="BIZ UDPGothic" w:cs="BIZ UDPGothic" w:eastAsia="BIZ UDPGothic" w:hAnsi="BIZ UDPGothic"/>
+                <w:color w:val="404040"/>
+                <w:sz w:val="18"/>
+                <w:szCs w:val="18"/>
+              </w:rPr>
+              <w:t xml:space="preserve">保持期間を無期限（never expire）に戻す</w:t>
+            </w:r>
+          </w:p>
+          <w:p>
+            <w:pPr>
+              <w:spacing w:before="0" w:after="0"/>
+            </w:pPr>
+            <w:r>
+              <w:rPr>
+                <w:rFonts w:ascii="BIZ UDPGothic" w:cs="BIZ UDPGothic" w:eastAsia="BIZ UDPGothic" w:hAnsi="BIZ UDPGothic"/>
+                <w:color w:val="404040"/>
+                <w:sz w:val="18"/>
+                <w:szCs w:val="18"/>
+              </w:rPr>
+              <w:t xml:space="preserve">aws logs delete-retention-policy --log-group-name &lt;LG_NAME&gt; --region ap-northeast-1</w:t>
+            </w:r>
+          </w:p>
+        </w:tc>
+      </w:tr>
+      <w:tr>
+        <w:trPr>
+          <w:cantSplit/>
+        </w:trPr>
+        <w:tc>
+          <w:tcPr>
+            <w:tcW w:type="dxa" w:w="400"/>
+            <w:tcBorders>
+              <w:top w:val="single" w:color="CCCCCC" w:sz="4"/>
+              <w:left w:val="single" w:color="CCCCCC" w:sz="4"/>
+              <w:bottom w:val="single" w:color="CCCCCC" w:sz="4"/>
+              <w:right w:val="single" w:color="CCCCCC" w:sz="4"/>
+            </w:tcBorders>
+            <w:shd w:fill="FFFFFF" w:val="clear"/>
+            <w:tcMar>
+              <w:top w:type="dxa" w:w="80"/>
+              <w:left w:type="dxa" w:w="120"/>
+              <w:bottom w:type="dxa" w:w="80"/>
+              <w:right w:type="dxa" w:w="120"/>
+            </w:tcMar>
+            <w:vAlign w:val="center"/>
+          </w:tcPr>
+          <w:p>
+            <w:pPr>
+              <w:jc w:val="center"/>
+            </w:pPr>
+            <w:r>
+              <w:rPr>
+                <w:rFonts w:ascii="BIZ UDPGothic" w:cs="BIZ UDPGothic" w:eastAsia="BIZ UDPGothic" w:hAnsi="BIZ UDPGothic"/>
+                <w:b w:val="false"/>
+                <w:bCs w:val="false"/>
+                <w:color w:val="404040"/>
+                <w:sz w:val="18"/>
+                <w:szCs w:val="18"/>
+              </w:rPr>
+              <w:t xml:space="preserve">2</w:t>
+            </w:r>
+          </w:p>
+        </w:tc>
+        <w:tc>
+          <w:tcPr>
+            <w:tcW w:type="dxa" w:w="2200"/>
+            <w:tcBorders>
+              <w:top w:val="single" w:color="CCCCCC" w:sz="4"/>
+              <w:left w:val="single" w:color="CCCCCC" w:sz="4"/>
+              <w:bottom w:val="single" w:color="CCCCCC" w:sz="4"/>
+              <w:right w:val="single" w:color="CCCCCC" w:sz="4"/>
+            </w:tcBorders>
+            <w:shd w:fill="FFFFFF" w:val="clear"/>
+            <w:tcMar>
+              <w:top w:type="dxa" w:w="80"/>
+              <w:left w:type="dxa" w:w="120"/>
+              <w:bottom w:type="dxa" w:w="80"/>
+              <w:right w:type="dxa" w:w="120"/>
+            </w:tcMar>
+          </w:tcPr>
+          <w:p>
+            <w:pPr>
+              <w:spacing w:before="0" w:after="0"/>
+            </w:pPr>
+            <w:r>
+              <w:rPr>
+                <w:rFonts w:ascii="BIZ UDPGothic" w:cs="BIZ UDPGothic" w:eastAsia="BIZ UDPGothic" w:hAnsi="BIZ UDPGothic"/>
+                <w:color w:val="404040"/>
+                <w:sz w:val="18"/>
+                <w:szCs w:val="18"/>
+              </w:rPr>
+              <w:t xml:space="preserve">[事前] データバックアップ</w:t>
+            </w:r>
+          </w:p>
+          <w:p>
+            <w:pPr>
+              <w:spacing w:before="0" w:after="0"/>
+            </w:pPr>
+            <w:r>
+              <w:rPr>
+                <w:rFonts w:ascii="BIZ UDPGothic" w:cs="BIZ UDPGothic" w:eastAsia="BIZ UDPGothic" w:hAnsi="BIZ UDPGothic"/>
+                <w:color w:val="404040"/>
+                <w:sz w:val="18"/>
+                <w:szCs w:val="18"/>
+              </w:rPr>
+              <w:t xml:space="preserve">/ Sao lưu dữ liệu</w:t>
+            </w:r>
+          </w:p>
+        </w:tc>
+        <w:tc>
+          <w:tcPr>
+            <w:tcW w:type="dxa" w:w="6906"/>
+            <w:tcBorders>
+              <w:top w:val="single" w:color="CCCCCC" w:sz="4"/>
+              <w:left w:val="single" w:color="CCCCCC" w:sz="4"/>
+              <w:bottom w:val="single" w:color="CCCCCC" w:sz="4"/>
+              <w:right w:val="single" w:color="CCCCCC" w:sz="4"/>
+            </w:tcBorders>
+            <w:shd w:fill="FFFFFF" w:val="clear"/>
+            <w:tcMar>
+              <w:top w:type="dxa" w:w="80"/>
+              <w:left w:type="dxa" w:w="120"/>
+              <w:bottom w:type="dxa" w:w="80"/>
+              <w:right w:type="dxa" w:w="120"/>
+            </w:tcMar>
+          </w:tcPr>
+          <w:p>
+            <w:pPr>
+              <w:spacing w:before="0" w:after="0"/>
+            </w:pPr>
+            <w:r>
+              <w:rPr>
+                <w:rFonts w:ascii="BIZ UDPGothic" w:cs="BIZ UDPGothic" w:eastAsia="BIZ UDPGothic" w:hAnsi="BIZ UDPGothic"/>
+                <w:color w:val="404040"/>
+                <w:sz w:val="18"/>
+                <w:szCs w:val="18"/>
+              </w:rPr>
+              <w:t xml:space="preserve">不要（メタデータ変更のみ。ログデータ自体は変更されない）</w:t>
+            </w:r>
+          </w:p>
+        </w:tc>
+      </w:tr>
+      <w:tr>
+        <w:trPr>
+          <w:cantSplit/>
+        </w:trPr>
+        <w:tc>
+          <w:tcPr>
+            <w:tcW w:type="dxa" w:w="400"/>
+            <w:tcBorders>
+              <w:top w:val="single" w:color="CCCCCC" w:sz="4"/>
+              <w:left w:val="single" w:color="CCCCCC" w:sz="4"/>
+              <w:bottom w:val="single" w:color="CCCCCC" w:sz="4"/>
+              <w:right w:val="single" w:color="CCCCCC" w:sz="4"/>
+            </w:tcBorders>
+            <w:shd w:fill="FFFFFF" w:val="clear"/>
+            <w:tcMar>
+              <w:top w:type="dxa" w:w="80"/>
+              <w:left w:type="dxa" w:w="120"/>
+              <w:bottom w:type="dxa" w:w="80"/>
+              <w:right w:type="dxa" w:w="120"/>
+            </w:tcMar>
+            <w:vAlign w:val="center"/>
+          </w:tcPr>
+          <w:p>
+            <w:pPr>
+              <w:jc w:val="center"/>
+            </w:pPr>
+            <w:r>
+              <w:rPr>
+                <w:rFonts w:ascii="BIZ UDPGothic" w:cs="BIZ UDPGothic" w:eastAsia="BIZ UDPGothic" w:hAnsi="BIZ UDPGothic"/>
+                <w:b w:val="false"/>
+                <w:bCs w:val="false"/>
+                <w:color w:val="404040"/>
+                <w:sz w:val="18"/>
+                <w:szCs w:val="18"/>
+              </w:rPr>
+              <w:t xml:space="preserve">3</w:t>
+            </w:r>
+          </w:p>
+        </w:tc>
+        <w:tc>
+          <w:tcPr>
+            <w:tcW w:type="dxa" w:w="2200"/>
+            <w:tcBorders>
+              <w:top w:val="single" w:color="CCCCCC" w:sz="4"/>
+              <w:left w:val="single" w:color="CCCCCC" w:sz="4"/>
+              <w:bottom w:val="single" w:color="CCCCCC" w:sz="4"/>
+              <w:right w:val="single" w:color="CCCCCC" w:sz="4"/>
+            </w:tcBorders>
+            <w:shd w:fill="FFFFFF" w:val="clear"/>
+            <w:tcMar>
+              <w:top w:type="dxa" w:w="80"/>
+              <w:left w:type="dxa" w:w="120"/>
+              <w:bottom w:type="dxa" w:w="80"/>
+              <w:right w:type="dxa" w:w="120"/>
+            </w:tcMar>
+          </w:tcPr>
+          <w:p>
+            <w:pPr>
+              <w:spacing w:before="0" w:after="0"/>
+            </w:pPr>
+            <w:r>
+              <w:rPr>
+                <w:rFonts w:ascii="BIZ UDPGothic" w:cs="BIZ UDPGothic" w:eastAsia="BIZ UDPGothic" w:hAnsi="BIZ UDPGothic"/>
+                <w:color w:val="404040"/>
+                <w:sz w:val="18"/>
+                <w:szCs w:val="18"/>
+              </w:rPr>
+              <w:t xml:space="preserve">[事前] AWS事前作業確認</w:t>
+            </w:r>
+          </w:p>
+          <w:p>
+            <w:pPr>
+              <w:spacing w:before="0" w:after="0"/>
+            </w:pPr>
+            <w:r>
+              <w:rPr>
+                <w:rFonts w:ascii="BIZ UDPGothic" w:cs="BIZ UDPGothic" w:eastAsia="BIZ UDPGothic" w:hAnsi="BIZ UDPGothic"/>
+                <w:color w:val="404040"/>
+                <w:sz w:val="18"/>
+                <w:szCs w:val="18"/>
+              </w:rPr>
+              <w:t xml:space="preserve">/ Xác nhận công việc AWS</w:t>
+            </w:r>
+          </w:p>
+        </w:tc>
+        <w:tc>
+          <w:tcPr>
+            <w:tcW w:type="dxa" w:w="6906"/>
+            <w:tcBorders>
+              <w:top w:val="single" w:color="CCCCCC" w:sz="4"/>
+              <w:left w:val="single" w:color="CCCCCC" w:sz="4"/>
+              <w:bottom w:val="single" w:color="CCCCCC" w:sz="4"/>
+              <w:right w:val="single" w:color="CCCCCC" w:sz="4"/>
+            </w:tcBorders>
+            <w:shd w:fill="FFFFFF" w:val="clear"/>
+            <w:tcMar>
+              <w:top w:type="dxa" w:w="80"/>
+              <w:left w:type="dxa" w:w="120"/>
+              <w:bottom w:type="dxa" w:w="80"/>
+              <w:right w:type="dxa" w:w="120"/>
+            </w:tcMar>
+          </w:tcPr>
+          <w:p>
+            <w:pPr>
+              <w:spacing w:before="0" w:after="0"/>
+            </w:pPr>
+            <w:r>
+              <w:rPr>
+                <w:rFonts w:ascii="BIZ UDPGothic" w:cs="BIZ UDPGothic" w:eastAsia="BIZ UDPGothic" w:hAnsi="BIZ UDPGothic"/>
+                <w:color w:val="404040"/>
+                <w:sz w:val="18"/>
+                <w:szCs w:val="18"/>
+              </w:rPr>
+              <w:t xml:space="preserve">PRDアカウント（332802448674）CloudShellアクセス確認</w:t>
+            </w:r>
+          </w:p>
+          <w:p>
+            <w:pPr>
+              <w:spacing w:before="0" w:after="0"/>
+            </w:pPr>
+            <w:r>
+              <w:rPr>
+                <w:rFonts w:ascii="BIZ UDPGothic" w:cs="BIZ UDPGothic" w:eastAsia="BIZ UDPGothic" w:hAnsi="BIZ UDPGothic"/>
+                <w:color w:val="404040"/>
+                <w:sz w:val="18"/>
+                <w:szCs w:val="18"/>
+              </w:rPr>
+              <w:t xml:space="preserve">STGアカウント（750735758916）CloudShellアクセス確認</w:t>
+            </w:r>
+          </w:p>
+        </w:tc>
+      </w:tr>
+      <w:tr>
+        <w:trPr>
+          <w:cantSplit/>
+        </w:trPr>
+        <w:tc>
+          <w:tcPr>
+            <w:tcW w:type="dxa" w:w="400"/>
+            <w:tcBorders>
+              <w:top w:val="single" w:color="CCCCCC" w:sz="4"/>
+              <w:left w:val="single" w:color="CCCCCC" w:sz="4"/>
+              <w:bottom w:val="single" w:color="CCCCCC" w:sz="4"/>
+              <w:right w:val="single" w:color="CCCCCC" w:sz="4"/>
+            </w:tcBorders>
+            <w:shd w:fill="FFFFFF" w:val="clear"/>
+            <w:tcMar>
+              <w:top w:type="dxa" w:w="80"/>
+              <w:left w:type="dxa" w:w="120"/>
+              <w:bottom w:type="dxa" w:w="80"/>
+              <w:right w:type="dxa" w:w="120"/>
+            </w:tcMar>
+            <w:vAlign w:val="center"/>
+          </w:tcPr>
+          <w:p>
+            <w:pPr>
+              <w:jc w:val="center"/>
+            </w:pPr>
+            <w:r>
+              <w:rPr>
+                <w:rFonts w:ascii="BIZ UDPGothic" w:cs="BIZ UDPGothic" w:eastAsia="BIZ UDPGothic" w:hAnsi="BIZ UDPGothic"/>
+                <w:b w:val="false"/>
+                <w:bCs w:val="false"/>
+                <w:color w:val="404040"/>
+                <w:sz w:val="18"/>
+                <w:szCs w:val="18"/>
+              </w:rPr>
+              <w:t xml:space="preserve">4</w:t>
+            </w:r>
+          </w:p>
+        </w:tc>
+        <w:tc>
+          <w:tcPr>
+            <w:tcW w:type="dxa" w:w="2200"/>
+            <w:tcBorders>
+              <w:top w:val="single" w:color="CCCCCC" w:sz="4"/>
+              <w:left w:val="single" w:color="CCCCCC" w:sz="4"/>
+              <w:bottom w:val="single" w:color="CCCCCC" w:sz="4"/>
+              <w:right w:val="single" w:color="CCCCCC" w:sz="4"/>
+            </w:tcBorders>
+            <w:shd w:fill="FFFFFF" w:val="clear"/>
+            <w:tcMar>
+              <w:top w:type="dxa" w:w="80"/>
+              <w:left w:type="dxa" w:w="120"/>
+              <w:bottom w:type="dxa" w:w="80"/>
+              <w:right w:type="dxa" w:w="120"/>
+            </w:tcMar>
+          </w:tcPr>
+          <w:p>
+            <w:pPr>
+              <w:spacing w:before="0" w:after="0"/>
+            </w:pPr>
+            <w:r>
+              <w:rPr>
+                <w:rFonts w:ascii="BIZ UDPGothic" w:cs="BIZ UDPGothic" w:eastAsia="BIZ UDPGothic" w:hAnsi="BIZ UDPGothic"/>
+                <w:color w:val="404040"/>
+                <w:sz w:val="18"/>
+                <w:szCs w:val="18"/>
+              </w:rPr>
+              <w:t xml:space="preserve">[事前] デプロイタイムライン</w:t>
+            </w:r>
+          </w:p>
+          <w:p>
+            <w:pPr>
+              <w:spacing w:before="0" w:after="0"/>
+            </w:pPr>
+            <w:r>
+              <w:rPr>
+                <w:rFonts w:ascii="BIZ UDPGothic" w:cs="BIZ UDPGothic" w:eastAsia="BIZ UDPGothic" w:hAnsi="BIZ UDPGothic"/>
+                <w:color w:val="404040"/>
+                <w:sz w:val="18"/>
+                <w:szCs w:val="18"/>
+              </w:rPr>
+              <w:t xml:space="preserve">/ Timeline triển khai</w:t>
+            </w:r>
+          </w:p>
+        </w:tc>
+        <w:tc>
+          <w:tcPr>
+            <w:tcW w:type="dxa" w:w="6906"/>
+            <w:tcBorders>
+              <w:top w:val="single" w:color="CCCCCC" w:sz="4"/>
+              <w:left w:val="single" w:color="CCCCCC" w:sz="4"/>
+              <w:bottom w:val="single" w:color="CCCCCC" w:sz="4"/>
+              <w:right w:val="single" w:color="CCCCCC" w:sz="4"/>
+            </w:tcBorders>
+            <w:shd w:fill="FFFFFF" w:val="clear"/>
+            <w:tcMar>
+              <w:top w:type="dxa" w:w="80"/>
+              <w:left w:type="dxa" w:w="120"/>
+              <w:bottom w:type="dxa" w:w="80"/>
+              <w:right w:type="dxa" w:w="120"/>
+            </w:tcMar>
+          </w:tcPr>
+          <w:p>
+            <w:pPr>
+              <w:spacing w:before="0" w:after="0"/>
+            </w:pPr>
+            <w:r>
+              <w:rPr>
+                <w:rFonts w:ascii="BIZ UDPGothic" w:cs="BIZ UDPGothic" w:eastAsia="BIZ UDPGothic" w:hAnsi="BIZ UDPGothic"/>
+                <w:color w:val="404040"/>
+                <w:sz w:val="18"/>
+                <w:szCs w:val="18"/>
+              </w:rPr>
+              <w:t xml:space="preserve">① PRD 33 Log Group設定: 15分</w:t>
+            </w:r>
+          </w:p>
+          <w:p>
+            <w:pPr>
+              <w:spacing w:before="0" w:after="0"/>
+            </w:pPr>
+            <w:r>
+              <w:rPr>
+                <w:rFonts w:ascii="BIZ UDPGothic" w:cs="BIZ UDPGothic" w:eastAsia="BIZ UDPGothic" w:hAnsi="BIZ UDPGothic"/>
+                <w:color w:val="404040"/>
+                <w:sz w:val="18"/>
+                <w:szCs w:val="18"/>
+              </w:rPr>
+              <w:t xml:space="preserve">② STG 36 Log Group設定: 15分</w:t>
+            </w:r>
+          </w:p>
+          <w:p>
+            <w:pPr>
+              <w:spacing w:before="0" w:after="0"/>
+            </w:pPr>
+            <w:r>
+              <w:rPr>
+                <w:rFonts w:ascii="BIZ UDPGothic" w:cs="BIZ UDPGothic" w:eastAsia="BIZ UDPGothic" w:hAnsi="BIZ UDPGothic"/>
+                <w:color w:val="404040"/>
+                <w:sz w:val="18"/>
+                <w:szCs w:val="18"/>
+              </w:rPr>
+              <w:t xml:space="preserve">③ 結果確認: 10分</w:t>
+            </w:r>
+          </w:p>
+          <w:p>
+            <w:pPr>
+              <w:spacing w:before="0" w:after="0"/>
+            </w:pPr>
+            <w:r>
+              <w:rPr>
+                <w:rFonts w:ascii="BIZ UDPGothic" w:cs="BIZ UDPGothic" w:eastAsia="BIZ UDPGothic" w:hAnsi="BIZ UDPGothic"/>
+                <w:color w:val="404040"/>
+                <w:sz w:val="18"/>
+                <w:szCs w:val="18"/>
+              </w:rPr>
+              <w:t xml:space="preserve">合計: 約40分</w:t>
+            </w:r>
+          </w:p>
+        </w:tc>
+      </w:tr>
+      <w:tr>
+        <w:trPr>
+          <w:cantSplit/>
+        </w:trPr>
+        <w:tc>
+          <w:tcPr>
+            <w:tcW w:type="dxa" w:w="400"/>
+            <w:tcBorders>
+              <w:top w:val="single" w:color="CCCCCC" w:sz="4"/>
+              <w:left w:val="single" w:color="CCCCCC" w:sz="4"/>
+              <w:bottom w:val="single" w:color="CCCCCC" w:sz="4"/>
+              <w:right w:val="single" w:color="CCCCCC" w:sz="4"/>
+            </w:tcBorders>
+            <w:shd w:fill="FFFFFF" w:val="clear"/>
+            <w:tcMar>
+              <w:top w:type="dxa" w:w="80"/>
+              <w:left w:type="dxa" w:w="120"/>
+              <w:bottom w:type="dxa" w:w="80"/>
+              <w:right w:type="dxa" w:w="120"/>
+            </w:tcMar>
+            <w:vAlign w:val="center"/>
+          </w:tcPr>
+          <w:p>
+            <w:pPr>
+              <w:jc w:val="center"/>
+            </w:pPr>
+            <w:r>
+              <w:rPr>
+                <w:rFonts w:ascii="BIZ UDPGothic" w:cs="BIZ UDPGothic" w:eastAsia="BIZ UDPGothic" w:hAnsi="BIZ UDPGothic"/>
+                <w:b w:val="false"/>
+                <w:bCs w:val="false"/>
+                <w:color w:val="404040"/>
+                <w:sz w:val="18"/>
+                <w:szCs w:val="18"/>
+              </w:rPr>
+              <w:t xml:space="preserve">5</w:t>
+            </w:r>
+          </w:p>
+        </w:tc>
+        <w:tc>
+          <w:tcPr>
+            <w:tcW w:type="dxa" w:w="2200"/>
+            <w:tcBorders>
+              <w:top w:val="single" w:color="CCCCCC" w:sz="4"/>
+              <w:left w:val="single" w:color="CCCCCC" w:sz="4"/>
+              <w:bottom w:val="single" w:color="CCCCCC" w:sz="4"/>
+              <w:right w:val="single" w:color="CCCCCC" w:sz="4"/>
+            </w:tcBorders>
+            <w:shd w:fill="FFFFFF" w:val="clear"/>
+            <w:tcMar>
+              <w:top w:type="dxa" w:w="80"/>
+              <w:left w:type="dxa" w:w="120"/>
+              <w:bottom w:type="dxa" w:w="80"/>
+              <w:right w:type="dxa" w:w="120"/>
+            </w:tcMar>
+          </w:tcPr>
+          <w:p>
+            <w:pPr>
+              <w:spacing w:before="0" w:after="0"/>
+            </w:pPr>
+            <w:r>
+              <w:rPr>
+                <w:rFonts w:ascii="BIZ UDPGothic" w:cs="BIZ UDPGothic" w:eastAsia="BIZ UDPGothic" w:hAnsi="BIZ UDPGothic"/>
+                <w:color w:val="404040"/>
+                <w:sz w:val="18"/>
+                <w:szCs w:val="18"/>
+              </w:rPr>
+              <w:t xml:space="preserve">[事前] 担当者確認</w:t>
+            </w:r>
+          </w:p>
+          <w:p>
+            <w:pPr>
+              <w:spacing w:before="0" w:after="0"/>
+            </w:pPr>
+            <w:r>
+              <w:rPr>
+                <w:rFonts w:ascii="BIZ UDPGothic" w:cs="BIZ UDPGothic" w:eastAsia="BIZ UDPGothic" w:hAnsi="BIZ UDPGothic"/>
+                <w:color w:val="404040"/>
+                <w:sz w:val="18"/>
+                <w:szCs w:val="18"/>
+              </w:rPr>
+              <w:t xml:space="preserve">/ Xác nhận người phụ trách</w:t>
+            </w:r>
+          </w:p>
+        </w:tc>
+        <w:tc>
+          <w:tcPr>
+            <w:tcW w:type="dxa" w:w="6906"/>
+            <w:tcBorders>
+              <w:top w:val="single" w:color="CCCCCC" w:sz="4"/>
+              <w:left w:val="single" w:color="CCCCCC" w:sz="4"/>
+              <w:bottom w:val="single" w:color="CCCCCC" w:sz="4"/>
+              <w:right w:val="single" w:color="CCCCCC" w:sz="4"/>
+            </w:tcBorders>
+            <w:shd w:fill="FFFFFF" w:val="clear"/>
+            <w:tcMar>
+              <w:top w:type="dxa" w:w="80"/>
+              <w:left w:type="dxa" w:w="120"/>
+              <w:bottom w:type="dxa" w:w="80"/>
+              <w:right w:type="dxa" w:w="120"/>
+            </w:tcMar>
+          </w:tcPr>
+          <w:p>
+            <w:pPr>
+              <w:spacing w:before="0" w:after="0"/>
+            </w:pPr>
+            <w:r>
+              <w:rPr>
+                <w:rFonts w:ascii="BIZ UDPGothic" w:cs="BIZ UDPGothic" w:eastAsia="BIZ UDPGothic" w:hAnsi="BIZ UDPGothic"/>
+                <w:color w:val="404040"/>
+                <w:sz w:val="18"/>
+                <w:szCs w:val="18"/>
+              </w:rPr>
+              <w:t xml:space="preserve">作業: Thanh Nguyên</w:t>
+            </w:r>
+          </w:p>
+          <w:p>
+            <w:pPr>
+              <w:spacing w:before="0" w:after="0"/>
+            </w:pPr>
+            <w:r>
+              <w:rPr>
+                <w:rFonts w:ascii="BIZ UDPGothic" w:cs="BIZ UDPGothic" w:eastAsia="BIZ UDPGothic" w:hAnsi="BIZ UDPGothic"/>
+                <w:color w:val="404040"/>
+                <w:sz w:val="18"/>
+                <w:szCs w:val="18"/>
+              </w:rPr>
+              <w:t xml:space="preserve">レビュー: きよはら</w:t>
+            </w:r>
+          </w:p>
+          <w:p>
+            <w:pPr>
+              <w:spacing w:before="0" w:after="0"/>
+            </w:pPr>
+            <w:r>
+              <w:rPr>
+                <w:rFonts w:ascii="BIZ UDPGothic" w:cs="BIZ UDPGothic" w:eastAsia="BIZ UDPGothic" w:hAnsi="BIZ UDPGothic"/>
+                <w:color w:val="404040"/>
+                <w:sz w:val="18"/>
+                <w:szCs w:val="18"/>
+              </w:rPr>
+              <w:t xml:space="preserve">立会: 不要</w:t>
+            </w:r>
+          </w:p>
+        </w:tc>
+      </w:tr>
+      <w:tr>
+        <w:trPr>
+          <w:cantSplit/>
+        </w:trPr>
+        <w:tc>
+          <w:tcPr>
+            <w:tcW w:type="dxa" w:w="400"/>
+            <w:tcBorders>
+              <w:top w:val="single" w:color="CCCCCC" w:sz="4"/>
+              <w:left w:val="single" w:color="CCCCCC" w:sz="4"/>
+              <w:bottom w:val="single" w:color="CCCCCC" w:sz="4"/>
+              <w:right w:val="single" w:color="CCCCCC" w:sz="4"/>
+            </w:tcBorders>
+            <w:shd w:fill="FFFFFF" w:val="clear"/>
+            <w:tcMar>
+              <w:top w:type="dxa" w:w="80"/>
+              <w:left w:type="dxa" w:w="120"/>
+              <w:bottom w:type="dxa" w:w="80"/>
+              <w:right w:type="dxa" w:w="120"/>
+            </w:tcMar>
+            <w:vAlign w:val="center"/>
+          </w:tcPr>
+          <w:p>
+            <w:pPr>
+              <w:jc w:val="center"/>
+            </w:pPr>
+            <w:r>
+              <w:rPr>
+                <w:rFonts w:ascii="BIZ UDPGothic" w:cs="BIZ UDPGothic" w:eastAsia="BIZ UDPGothic" w:hAnsi="BIZ UDPGothic"/>
+                <w:b w:val="false"/>
+                <w:bCs w:val="false"/>
+                <w:color w:val="404040"/>
+                <w:sz w:val="18"/>
+                <w:szCs w:val="18"/>
+              </w:rPr>
+              <w:t xml:space="preserve">6</w:t>
+            </w:r>
+          </w:p>
+        </w:tc>
+        <w:tc>
+          <w:tcPr>
+            <w:tcW w:type="dxa" w:w="2200"/>
+            <w:tcBorders>
+              <w:top w:val="single" w:color="CCCCCC" w:sz="4"/>
+              <w:left w:val="single" w:color="CCCCCC" w:sz="4"/>
+              <w:bottom w:val="single" w:color="CCCCCC" w:sz="4"/>
+              <w:right w:val="single" w:color="CCCCCC" w:sz="4"/>
+            </w:tcBorders>
+            <w:shd w:fill="FFFFFF" w:val="clear"/>
+            <w:tcMar>
+              <w:top w:type="dxa" w:w="80"/>
+              <w:left w:type="dxa" w:w="120"/>
+              <w:bottom w:type="dxa" w:w="80"/>
+              <w:right w:type="dxa" w:w="120"/>
+            </w:tcMar>
+          </w:tcPr>
+          <w:p>
+            <w:pPr>
+              <w:spacing w:before="0" w:after="0"/>
+            </w:pPr>
+            <w:r>
+              <w:rPr>
+                <w:rFonts w:ascii="BIZ UDPGothic" w:cs="BIZ UDPGothic" w:eastAsia="BIZ UDPGothic" w:hAnsi="BIZ UDPGothic"/>
+                <w:color w:val="404040"/>
+                <w:sz w:val="18"/>
+                <w:szCs w:val="18"/>
+              </w:rPr>
+              <w:t xml:space="preserve">[事後] デプロイ後確認</w:t>
+            </w:r>
+          </w:p>
+          <w:p>
+            <w:pPr>
+              <w:spacing w:before="0" w:after="0"/>
+            </w:pPr>
+            <w:r>
+              <w:rPr>
+                <w:rFonts w:ascii="BIZ UDPGothic" w:cs="BIZ UDPGothic" w:eastAsia="BIZ UDPGothic" w:hAnsi="BIZ UDPGothic"/>
+                <w:color w:val="404040"/>
+                <w:sz w:val="18"/>
+                <w:szCs w:val="18"/>
+              </w:rPr>
+              <w:t xml:space="preserve">/ Kiểm tra sau deploy</w:t>
+            </w:r>
+          </w:p>
+        </w:tc>
+        <w:tc>
+          <w:tcPr>
+            <w:tcW w:type="dxa" w:w="6906"/>
+            <w:tcBorders>
+              <w:top w:val="single" w:color="CCCCCC" w:sz="4"/>
+              <w:left w:val="single" w:color="CCCCCC" w:sz="4"/>
+              <w:bottom w:val="single" w:color="CCCCCC" w:sz="4"/>
+              <w:right w:val="single" w:color="CCCCCC" w:sz="4"/>
+            </w:tcBorders>
+            <w:shd w:fill="FFFFFF" w:val="clear"/>
+            <w:tcMar>
+              <w:top w:type="dxa" w:w="80"/>
+              <w:left w:type="dxa" w:w="120"/>
+              <w:bottom w:type="dxa" w:w="80"/>
+              <w:right w:type="dxa" w:w="120"/>
+            </w:tcMar>
+          </w:tcPr>
+          <w:p>
+            <w:pPr>
+              <w:spacing w:before="0" w:after="0"/>
+            </w:pPr>
+            <w:r>
+              <w:rPr>
+                <w:rFonts w:ascii="BIZ UDPGothic" w:cs="BIZ UDPGothic" w:eastAsia="BIZ UDPGothic" w:hAnsi="BIZ UDPGothic"/>
+                <w:color w:val="404040"/>
+                <w:sz w:val="18"/>
+                <w:szCs w:val="18"/>
+              </w:rPr>
+              <w:t xml:space="preserve">□ PRD: retentionInDays=null のLog Groupが0件であること</w:t>
+            </w:r>
+          </w:p>
+          <w:p>
+            <w:pPr>
+              <w:spacing w:before="0" w:after="0"/>
+            </w:pPr>
+            <w:r>
+              <w:rPr>
+                <w:rFonts w:ascii="BIZ UDPGothic" w:cs="BIZ UDPGothic" w:eastAsia="BIZ UDPGothic" w:hAnsi="BIZ UDPGothic"/>
+                <w:color w:val="404040"/>
+                <w:sz w:val="18"/>
+                <w:szCs w:val="18"/>
+              </w:rPr>
+              <w:t xml:space="preserve">□ STG: retentionInDays=null のLog Groupが0件であること</w:t>
+            </w:r>
+          </w:p>
+          <w:p>
+            <w:pPr>
+              <w:spacing w:before="0" w:after="0"/>
+            </w:pPr>
+            <w:r>
+              <w:rPr>
+                <w:rFonts w:ascii="BIZ UDPGothic" w:cs="BIZ UDPGothic" w:eastAsia="BIZ UDPGothic" w:hAnsi="BIZ UDPGothic"/>
+                <w:color w:val="404040"/>
+                <w:sz w:val="18"/>
+                <w:szCs w:val="18"/>
+              </w:rPr>
+              <w:t xml:space="preserve">□ ECS containerinsights: retentionInDays=30であること</w:t>
+            </w:r>
+          </w:p>
+        </w:tc>
+      </w:tr>
+      <w:tr>
+        <w:trPr>
+          <w:cantSplit/>
+        </w:trPr>
+        <w:tc>
+          <w:tcPr>
+            <w:tcW w:type="dxa" w:w="400"/>
+            <w:tcBorders>
+              <w:top w:val="single" w:color="CCCCCC" w:sz="4"/>
+              <w:left w:val="single" w:color="CCCCCC" w:sz="4"/>
+              <w:bottom w:val="single" w:color="CCCCCC" w:sz="4"/>
+              <w:right w:val="single" w:color="CCCCCC" w:sz="4"/>
+            </w:tcBorders>
+            <w:shd w:fill="FFFFFF" w:val="clear"/>
+            <w:tcMar>
+              <w:top w:type="dxa" w:w="80"/>
+              <w:left w:type="dxa" w:w="120"/>
+              <w:bottom w:type="dxa" w:w="80"/>
+              <w:right w:type="dxa" w:w="120"/>
+            </w:tcMar>
+            <w:vAlign w:val="center"/>
+          </w:tcPr>
+          <w:p>
+            <w:pPr>
+              <w:jc w:val="center"/>
+            </w:pPr>
+            <w:r>
+              <w:rPr>
+                <w:rFonts w:ascii="BIZ UDPGothic" w:cs="BIZ UDPGothic" w:eastAsia="BIZ UDPGothic" w:hAnsi="BIZ UDPGothic"/>
+                <w:b w:val="false"/>
+                <w:bCs w:val="false"/>
+                <w:color w:val="404040"/>
+                <w:sz w:val="18"/>
+                <w:szCs w:val="18"/>
+              </w:rPr>
+              <w:t xml:space="preserve">7</w:t>
+            </w:r>
+          </w:p>
+        </w:tc>
+        <w:tc>
+          <w:tcPr>
+            <w:tcW w:type="dxa" w:w="2200"/>
+            <w:tcBorders>
+              <w:top w:val="single" w:color="CCCCCC" w:sz="4"/>
+              <w:left w:val="single" w:color="CCCCCC" w:sz="4"/>
+              <w:bottom w:val="single" w:color="CCCCCC" w:sz="4"/>
+              <w:right w:val="single" w:color="CCCCCC" w:sz="4"/>
+            </w:tcBorders>
+            <w:shd w:fill="FFFFFF" w:val="clear"/>
+            <w:tcMar>
+              <w:top w:type="dxa" w:w="80"/>
+              <w:left w:type="dxa" w:w="120"/>
+              <w:bottom w:type="dxa" w:w="80"/>
+              <w:right w:type="dxa" w:w="120"/>
+            </w:tcMar>
+          </w:tcPr>
+          <w:p>
+            <w:pPr>
+              <w:spacing w:before="0" w:after="0"/>
+            </w:pPr>
+            <w:r>
+              <w:rPr>
+                <w:rFonts w:ascii="BIZ UDPGothic" w:cs="BIZ UDPGothic" w:eastAsia="BIZ UDPGothic" w:hAnsi="BIZ UDPGothic"/>
+                <w:color w:val="404040"/>
+                <w:sz w:val="18"/>
+                <w:szCs w:val="18"/>
+              </w:rPr>
+              <w:t xml:space="preserve">[事後] Go-Live後の監視</w:t>
+            </w:r>
+          </w:p>
+          <w:p>
+            <w:pPr>
+              <w:spacing w:before="0" w:after="0"/>
+            </w:pPr>
+            <w:r>
+              <w:rPr>
+                <w:rFonts w:ascii="BIZ UDPGothic" w:cs="BIZ UDPGothic" w:eastAsia="BIZ UDPGothic" w:hAnsi="BIZ UDPGothic"/>
+                <w:color w:val="404040"/>
+                <w:sz w:val="18"/>
+                <w:szCs w:val="18"/>
+              </w:rPr>
+              <w:t xml:space="preserve">/ Giám sát sau Go-Live</w:t>
+            </w:r>
+          </w:p>
+        </w:tc>
+        <w:tc>
+          <w:tcPr>
+            <w:tcW w:type="dxa" w:w="6906"/>
+            <w:tcBorders>
+              <w:top w:val="single" w:color="CCCCCC" w:sz="4"/>
+              <w:left w:val="single" w:color="CCCCCC" w:sz="4"/>
+              <w:bottom w:val="single" w:color="CCCCCC" w:sz="4"/>
+              <w:right w:val="single" w:color="CCCCCC" w:sz="4"/>
+            </w:tcBorders>
+            <w:shd w:fill="FFFFFF" w:val="clear"/>
+            <w:tcMar>
+              <w:top w:type="dxa" w:w="80"/>
+              <w:left w:type="dxa" w:w="120"/>
+              <w:bottom w:type="dxa" w:w="80"/>
+              <w:right w:type="dxa" w:w="120"/>
+            </w:tcMar>
+          </w:tcPr>
+          <w:p>
+            <w:pPr>
+              <w:spacing w:before="0" w:after="0"/>
+            </w:pPr>
+            <w:r>
+              <w:rPr>
+                <w:rFonts w:ascii="BIZ UDPGothic" w:cs="BIZ UDPGothic" w:eastAsia="BIZ UDPGothic" w:hAnsi="BIZ UDPGothic"/>
+                <w:color w:val="404040"/>
+                <w:sz w:val="18"/>
+                <w:szCs w:val="18"/>
+              </w:rPr>
+              <w:t xml:space="preserve">監視期間: 設定後90日間（古いログが順次削除される期間）</w:t>
+            </w:r>
+          </w:p>
+          <w:p>
+            <w:pPr>
+              <w:spacing w:before="0" w:after="0"/>
+            </w:pPr>
+            <w:r>
+              <w:rPr>
+                <w:rFonts w:ascii="BIZ UDPGothic" w:cs="BIZ UDPGothic" w:eastAsia="BIZ UDPGothic" w:hAnsi="BIZ UDPGothic"/>
+                <w:color w:val="404040"/>
+                <w:sz w:val="18"/>
+                <w:szCs w:val="18"/>
+              </w:rPr>
+              <w:t xml:space="preserve">確認方法: CloudWatch Logs画面で保持期間が表示されることを確認</w:t>
+            </w:r>
+          </w:p>
+          <w:p>
+            <w:pPr>
+              <w:spacing w:before="0" w:after="0"/>
+            </w:pPr>
+            <w:r>
+              <w:rPr>
+                <w:rFonts w:ascii="BIZ UDPGothic" w:cs="BIZ UDPGothic" w:eastAsia="BIZ UDPGothic" w:hAnsi="BIZ UDPGothic"/>
+                <w:color w:val="404040"/>
+                <w:sz w:val="18"/>
+                <w:szCs w:val="18"/>
+              </w:rPr>
+              <w:t xml:space="preserve">異常時: 必要なLog Groupの保持期間を個別に延長</w:t>
+            </w:r>
+          </w:p>
+        </w:tc>
+      </w:tr>
+      <w:tr>
+        <w:trPr>
+          <w:cantSplit/>
+        </w:trPr>
+        <w:tc>
+          <w:tcPr>
+            <w:tcW w:type="dxa" w:w="400"/>
+            <w:tcBorders>
+              <w:top w:val="single" w:color="CCCCCC" w:sz="4"/>
+              <w:left w:val="single" w:color="CCCCCC" w:sz="4"/>
+              <w:bottom w:val="single" w:color="CCCCCC" w:sz="4"/>
+              <w:right w:val="single" w:color="CCCCCC" w:sz="4"/>
+            </w:tcBorders>
+            <w:shd w:fill="FFFFFF" w:val="clear"/>
+            <w:tcMar>
+              <w:top w:type="dxa" w:w="80"/>
+              <w:left w:type="dxa" w:w="120"/>
+              <w:bottom w:type="dxa" w:w="80"/>
+              <w:right w:type="dxa" w:w="120"/>
+            </w:tcMar>
+            <w:vAlign w:val="center"/>
+          </w:tcPr>
+          <w:p>
+            <w:pPr>
+              <w:jc w:val="center"/>
+            </w:pPr>
+            <w:r>
+              <w:rPr>
+                <w:rFonts w:ascii="BIZ UDPGothic" w:cs="BIZ UDPGothic" w:eastAsia="BIZ UDPGothic" w:hAnsi="BIZ UDPGothic"/>
+                <w:b w:val="false"/>
+                <w:bCs w:val="false"/>
+                <w:color w:val="404040"/>
+                <w:sz w:val="18"/>
+                <w:szCs w:val="18"/>
+              </w:rPr>
+              <w:t xml:space="preserve">8</w:t>
+            </w:r>
+          </w:p>
+        </w:tc>
+        <w:tc>
+          <w:tcPr>
+            <w:tcW w:type="dxa" w:w="2200"/>
+            <w:tcBorders>
+              <w:top w:val="single" w:color="CCCCCC" w:sz="4"/>
+              <w:left w:val="single" w:color="CCCCCC" w:sz="4"/>
+              <w:bottom w:val="single" w:color="CCCCCC" w:sz="4"/>
+              <w:right w:val="single" w:color="CCCCCC" w:sz="4"/>
+            </w:tcBorders>
+            <w:shd w:fill="FFFFFF" w:val="clear"/>
+            <w:tcMar>
+              <w:top w:type="dxa" w:w="80"/>
+              <w:left w:type="dxa" w:w="120"/>
+              <w:bottom w:type="dxa" w:w="80"/>
+              <w:right w:type="dxa" w:w="120"/>
+            </w:tcMar>
+          </w:tcPr>
+          <w:p>
+            <w:pPr>
+              <w:spacing w:before="0" w:after="0"/>
+            </w:pPr>
+            <w:r>
+              <w:rPr>
+                <w:rFonts w:ascii="BIZ UDPGothic" w:cs="BIZ UDPGothic" w:eastAsia="BIZ UDPGothic" w:hAnsi="BIZ UDPGothic"/>
+                <w:color w:val="404040"/>
+                <w:sz w:val="18"/>
+                <w:szCs w:val="18"/>
+              </w:rPr>
+              <w:t xml:space="preserve">[参考] テストシナリオ</w:t>
+            </w:r>
+          </w:p>
+          <w:p>
+            <w:pPr>
+              <w:spacing w:before="0" w:after="0"/>
+            </w:pPr>
+            <w:r>
+              <w:rPr>
+                <w:rFonts w:ascii="BIZ UDPGothic" w:cs="BIZ UDPGothic" w:eastAsia="BIZ UDPGothic" w:hAnsi="BIZ UDPGothic"/>
+                <w:color w:val="404040"/>
+                <w:sz w:val="18"/>
+                <w:szCs w:val="18"/>
+              </w:rPr>
+              <w:t xml:space="preserve">/ Kịch bản kiểm thử</w:t>
+            </w:r>
+          </w:p>
+        </w:tc>
+        <w:tc>
+          <w:tcPr>
+            <w:tcW w:type="dxa" w:w="6906"/>
+            <w:tcBorders>
+              <w:top w:val="single" w:color="CCCCCC" w:sz="4"/>
+              <w:left w:val="single" w:color="CCCCCC" w:sz="4"/>
+              <w:bottom w:val="single" w:color="CCCCCC" w:sz="4"/>
+              <w:right w:val="single" w:color="CCCCCC" w:sz="4"/>
+            </w:tcBorders>
+            <w:shd w:fill="FFFFFF" w:val="clear"/>
+            <w:tcMar>
+              <w:top w:type="dxa" w:w="80"/>
+              <w:left w:type="dxa" w:w="120"/>
+              <w:bottom w:type="dxa" w:w="80"/>
+              <w:right w:type="dxa" w:w="120"/>
+            </w:tcMar>
+          </w:tcPr>
+          <w:p>
+            <w:pPr>
+              <w:spacing w:before="0" w:after="0"/>
+            </w:pPr>
+            <w:r>
+              <w:rPr>
+                <w:rFonts w:ascii="BIZ UDPGothic" w:cs="BIZ UDPGothic" w:eastAsia="BIZ UDPGothic" w:hAnsi="BIZ UDPGothic"/>
+                <w:color w:val="404040"/>
+                <w:sz w:val="18"/>
+                <w:szCs w:val="18"/>
+              </w:rPr>
+              <w:t xml:space="preserve">T1: PRD保持期間null件数確認</w:t>
+            </w:r>
+          </w:p>
+          <w:p>
+            <w:pPr>
+              <w:spacing w:before="0" w:after="0"/>
+            </w:pPr>
+            <w:r>
+              <w:rPr>
+                <w:rFonts w:ascii="BIZ UDPGothic" w:cs="BIZ UDPGothic" w:eastAsia="BIZ UDPGothic" w:hAnsi="BIZ UDPGothic"/>
+                <w:color w:val="404040"/>
+                <w:sz w:val="18"/>
+                <w:szCs w:val="18"/>
+              </w:rPr>
+              <w:t xml:space="preserve">T2: PRD containerinsights 30日確認</w:t>
+            </w:r>
+          </w:p>
+          <w:p>
+            <w:pPr>
+              <w:spacing w:before="0" w:after="0"/>
+            </w:pPr>
+            <w:r>
+              <w:rPr>
+                <w:rFonts w:ascii="BIZ UDPGothic" w:cs="BIZ UDPGothic" w:eastAsia="BIZ UDPGothic" w:hAnsi="BIZ UDPGothic"/>
+                <w:color w:val="404040"/>
+                <w:sz w:val="18"/>
+                <w:szCs w:val="18"/>
+              </w:rPr>
+              <w:t xml:space="preserve">T3: STG保持期間null件数確認</w:t>
+            </w:r>
+          </w:p>
+          <w:p>
+            <w:pPr>
+              <w:spacing w:before="0" w:after="0"/>
+            </w:pPr>
+            <w:r>
+              <w:rPr>
+                <w:rFonts w:ascii="BIZ UDPGothic" w:cs="BIZ UDPGothic" w:eastAsia="BIZ UDPGothic" w:hAnsi="BIZ UDPGothic"/>
+                <w:color w:val="404040"/>
+                <w:sz w:val="18"/>
+                <w:szCs w:val="18"/>
+              </w:rPr>
+              <w:t xml:space="preserve">T4: STG containerinsights 30日確認</w:t>
+            </w:r>
+          </w:p>
+        </w:tc>
+      </w:tr>
+    </w:tbl>
     <w:p>
       <w:pPr>
         <w:spacing w:before="100" w:after="100"/>
